--- a/ERP Plan/MSCAST ERP - Requirements Traceability.docx
+++ b/ERP Plan/MSCAST ERP - Requirements Traceability.docx
@@ -28,13 +28,13 @@
         </w:p>
       </w:sdtContent>
     </w:sdt>
-    <w:bookmarkStart w:id="28" w:name="Xe153fb1a2fd020ae4de91789d0988cb924414c0"/>
+    <w:bookmarkStart w:id="28" w:name="X65c9fb5da430bf106e97e231a64cd63c66a45ad"/>
     <w:p>
       <w:pPr>
         <w:pStyle w:val="Heading1"/>
       </w:pPr>
       <w:r>
-        <w:t xml:space="preserve">MSCAST ERP - Requirements Traceability (v1.7)</w:t>
+        <w:t xml:space="preserve">MSCAST ERP - Requirements Traceability (v1.8)</w:t>
       </w:r>
     </w:p>
     <w:p>
@@ -102,6 +102,111 @@
       </w:r>
       <w:r>
         <w:t xml:space="preserve">).</w:t>
+      </w:r>
+    </w:p>
+    <w:p>
+      <w:pPr>
+        <w:pStyle w:val="BlockText"/>
+      </w:pPr>
+      <w:r>
+        <w:rPr>
+          <w:bCs/>
+          <w:b/>
+        </w:rPr>
+        <w:t xml:space="preserve">What changed in v1.8.</w:t>
+      </w:r>
+      <w:r>
+        <w:t xml:space="preserve"> </w:t>
+      </w:r>
+      <w:r>
+        <w:t xml:space="preserve">No requirement changed status.</w:t>
+      </w:r>
+      <w:r>
+        <w:t xml:space="preserve"> </w:t>
+      </w:r>
+      <w:r>
+        <w:rPr>
+          <w:bCs/>
+          <w:b/>
+        </w:rPr>
+        <w:t xml:space="preserve">A-05 changed its evidence, and its mechanism.</w:t>
+      </w:r>
+      <w:r>
+        <w:t xml:space="preserve"> </w:t>
+      </w:r>
+      <w:r>
+        <w:t xml:space="preserve">The BRM payment block was a Server Script on Payment Entry, and on 21 September it was tested at every other door rather than only the one it guarded. Three ways round it were open: a Journal Entry debiting Creditors paid an uncertified bill straight through; an advance Payment Entry with no invoice reference passed silently; and the certified</w:t>
+      </w:r>
+      <w:r>
+        <w:t xml:space="preserve"> </w:t>
+      </w:r>
+      <w:r>
+        <w:rPr>
+          <w:iCs/>
+          <w:i/>
+        </w:rPr>
+        <w:t xml:space="preserve">amount</w:t>
+      </w:r>
+      <w:r>
+        <w:t xml:space="preserve"> </w:t>
+      </w:r>
+      <w:r>
+        <w:t xml:space="preserve">was never read, so a memo certified for nine units paid for ten. It was also too wide in the other direction — an electricity bill, which can have no BRM at all, was refused with no way out. The control now lives in the application package (</w:t>
+      </w:r>
+      <w:r>
+        <w:rPr>
+          <w:rStyle w:val="VerbatimChar"/>
+        </w:rPr>
+        <w:t xml:space="preserve">mscast_erp.controls.brm_payment</w:t>
+      </w:r>
+      <w:r>
+        <w:t xml:space="preserve">) on both Payment Entry and Journal Entry, the Server Script is deleted, and a per-supplier</w:t>
+      </w:r>
+      <w:r>
+        <w:t xml:space="preserve"> </w:t>
+      </w:r>
+      <w:r>
+        <w:rPr>
+          <w:iCs/>
+          <w:i/>
+        </w:rPr>
+        <w:t xml:space="preserve">Exempt from BRM certification</w:t>
+      </w:r>
+      <w:r>
+        <w:t xml:space="preserve"> </w:t>
+      </w:r>
+      <w:r>
+        <w:t xml:space="preserve">flag covers utilities, rent and statutory bills.</w:t>
+      </w:r>
+      <w:r>
+        <w:t xml:space="preserve"> </w:t>
+      </w:r>
+      <w:r>
+        <w:rPr>
+          <w:rStyle w:val="VerbatimChar"/>
+        </w:rPr>
+        <w:t xml:space="preserve">T6a</w:t>
+      </w:r>
+      <w:r>
+        <w:t xml:space="preserve"> </w:t>
+      </w:r>
+      <w:r>
+        <w:t xml:space="preserve">went from one route to six;</w:t>
+      </w:r>
+      <w:r>
+        <w:t xml:space="preserve"> </w:t>
+      </w:r>
+      <w:r>
+        <w:rPr>
+          <w:rStyle w:val="VerbatimChar"/>
+        </w:rPr>
+        <w:t xml:space="preserve">T6c</w:t>
+      </w:r>
+      <w:r>
+        <w:t xml:space="preserve"> </w:t>
+      </w:r>
+      <w:r>
+        <w:t xml:space="preserve">now fails if the retired script reappears. The harness stands at 31 checks.</w:t>
       </w:r>
     </w:p>
     <w:p>
@@ -1575,7 +1680,7 @@
               <w:jc w:val="left"/>
             </w:pPr>
             <w:r>
-              <w:t xml:space="preserve">BRM payment block refuses an uncertified supplier bill</w:t>
+              <w:t xml:space="preserve">BRM payment block guards every payment route — six routes attempted live on each build</w:t>
             </w:r>
           </w:p>
         </w:tc>
@@ -1661,7 +1766,7 @@
               <w:jc w:val="left"/>
             </w:pPr>
             <w:r>
-              <w:t xml:space="preserve">server scripts present and enabled where intended</w:t>
+              <w:t xml:space="preserve">controls live in the application package, scripts only where intended</w:t>
             </w:r>
           </w:p>
         </w:tc>
@@ -8841,73 +8946,7 @@
               <w:jc w:val="left"/>
             </w:pPr>
             <w:r>
-              <w:t xml:space="preserve">Payment Entry validation against certified BRM</w:t>
-            </w:r>
-          </w:p>
-        </w:tc>
-        <w:tc>
-          <w:tcPr/>
-          <w:p>
-            <w:pPr>
-              <w:pStyle w:val="Compact"/>
-              <w:jc w:val="left"/>
-            </w:pPr>
-            <w:r>
-              <w:t xml:space="preserve">Custom (server script)</w:t>
-            </w:r>
-          </w:p>
-        </w:tc>
-        <w:tc>
-          <w:tcPr/>
-          <w:p>
-            <w:pPr>
-              <w:pStyle w:val="Compact"/>
-              <w:jc w:val="left"/>
-            </w:pPr>
-            <w:r>
-              <w:t xml:space="preserve">P4</w:t>
-            </w:r>
-          </w:p>
-        </w:tc>
-        <w:tc>
-          <w:tcPr/>
-          <w:p>
-            <w:pPr>
-              <w:pStyle w:val="Compact"/>
-              <w:jc w:val="left"/>
-            </w:pPr>
-            <w:r>
-              <w:t xml:space="preserve">S</w:t>
-            </w:r>
-          </w:p>
-        </w:tc>
-        <w:tc>
-          <w:tcPr/>
-          <w:p>
-            <w:pPr>
-              <w:pStyle w:val="Compact"/>
-              <w:jc w:val="left"/>
-            </w:pPr>
-            <w:r>
-              <w:t xml:space="preserve">Server script</w:t>
-            </w:r>
-            <w:r>
-              <w:t xml:space="preserve"> </w:t>
-            </w:r>
-            <w:r>
-              <w:t xml:space="preserve">‘</w:t>
-            </w:r>
-            <w:r>
-              <w:t xml:space="preserve">MSCAST BRM payment block</w:t>
-            </w:r>
-            <w:r>
-              <w:t xml:space="preserve">’</w:t>
-            </w:r>
-            <w:r>
-              <w:t xml:space="preserve"> </w:t>
-            </w:r>
-            <w:r>
-              <w:t xml:space="preserve">on Payment Entry (Before Submit) -</w:t>
+              <w:t xml:space="preserve">Payment Entry</w:t>
             </w:r>
             <w:r>
               <w:t xml:space="preserve"> </w:t>
@@ -8917,10 +8956,109 @@
                 <w:bCs/>
                 <w:b/>
               </w:rPr>
-              <w:t xml:space="preserve">verified live on every harness run</w:t>
-            </w:r>
-            <w:r>
-              <w:t xml:space="preserve">: payment against a bill with no certified BRM is refused, for every user including a director</w:t>
+              <w:t xml:space="preserve">and Journal Entry</w:t>
+            </w:r>
+            <w:r>
+              <w:t xml:space="preserve"> </w:t>
+            </w:r>
+            <w:r>
+              <w:t xml:space="preserve">validation against a certified BRM</w:t>
+            </w:r>
+          </w:p>
+        </w:tc>
+        <w:tc>
+          <w:tcPr/>
+          <w:p>
+            <w:pPr>
+              <w:pStyle w:val="Compact"/>
+              <w:jc w:val="left"/>
+            </w:pPr>
+            <w:r>
+              <w:t xml:space="preserve">Custom (</w:t>
+            </w:r>
+            <w:r>
+              <w:rPr>
+                <w:bCs/>
+                <w:b/>
+              </w:rPr>
+              <w:t xml:space="preserve">application code</w:t>
+            </w:r>
+            <w:r>
+              <w:t xml:space="preserve">,</w:t>
+            </w:r>
+            <w:r>
+              <w:t xml:space="preserve"> </w:t>
+            </w:r>
+            <w:r>
+              <w:rPr>
+                <w:rStyle w:val="VerbatimChar"/>
+              </w:rPr>
+              <w:t xml:space="preserve">mscast_erp.controls.brm_payment</w:t>
+            </w:r>
+            <w:r>
+              <w:t xml:space="preserve">)</w:t>
+            </w:r>
+          </w:p>
+        </w:tc>
+        <w:tc>
+          <w:tcPr/>
+          <w:p>
+            <w:pPr>
+              <w:pStyle w:val="Compact"/>
+              <w:jc w:val="left"/>
+            </w:pPr>
+            <w:r>
+              <w:t xml:space="preserve">P4</w:t>
+            </w:r>
+          </w:p>
+        </w:tc>
+        <w:tc>
+          <w:tcPr/>
+          <w:p>
+            <w:pPr>
+              <w:pStyle w:val="Compact"/>
+              <w:jc w:val="left"/>
+            </w:pPr>
+            <w:r>
+              <w:t xml:space="preserve">S</w:t>
+            </w:r>
+          </w:p>
+        </w:tc>
+        <w:tc>
+          <w:tcPr/>
+          <w:p>
+            <w:pPr>
+              <w:pStyle w:val="Compact"/>
+              <w:jc w:val="left"/>
+            </w:pPr>
+            <w:r>
+              <w:rPr>
+                <w:bCs/>
+                <w:b/>
+              </w:rPr>
+              <w:t xml:space="preserve">Verified live on every build, on six routes</w:t>
+            </w:r>
+            <w:r>
+              <w:t xml:space="preserve"> </w:t>
+            </w:r>
+            <w:r>
+              <w:t xml:space="preserve">(T6a): a bill with no certified BRM cannot be paid by payment entry, by journal entry, or as an advance with no reference; a payment above the certified amount is refused; an already-paid BRM cannot fund a second payment. Holds for every user including a director. Bills that cannot be certified against a PO — electricity, rent, statutory — are released by ticking</w:t>
+            </w:r>
+            <w:r>
+              <w:t xml:space="preserve"> </w:t>
+            </w:r>
+            <w:r>
+              <w:rPr>
+                <w:iCs/>
+                <w:i/>
+              </w:rPr>
+              <w:t xml:space="preserve">Exempt from BRM certification</w:t>
+            </w:r>
+            <w:r>
+              <w:t xml:space="preserve"> </w:t>
+            </w:r>
+            <w:r>
+              <w:t xml:space="preserve">on the supplier (0 of 15 ticked at handover). Moved out of a Server Script into the app on 21 Sep so it is version-controlled, shipped in the image and testable</w:t>
             </w:r>
           </w:p>
         </w:tc>

--- a/ERP Plan/MSCAST ERP - Requirements Traceability.docx
+++ b/ERP Plan/MSCAST ERP - Requirements Traceability.docx
@@ -28,13 +28,13 @@
         </w:p>
       </w:sdtContent>
     </w:sdt>
-    <w:bookmarkStart w:id="28" w:name="X65c9fb5da430bf106e97e231a64cd63c66a45ad"/>
+    <w:bookmarkStart w:id="28" w:name="X4f0e9570929e6cc211505d76058c7f084cd03f5"/>
     <w:p>
       <w:pPr>
         <w:pStyle w:val="Heading1"/>
       </w:pPr>
       <w:r>
-        <w:t xml:space="preserve">MSCAST ERP - Requirements Traceability (v1.8)</w:t>
+        <w:t xml:space="preserve">MSCAST ERP - Requirements Traceability (v1.9)</w:t>
       </w:r>
     </w:p>
     <w:p>
@@ -46,13 +46,13 @@
           <w:bCs/>
           <w:b/>
         </w:rPr>
-        <w:t xml:space="preserve">Version 1.7 · 20 Sep 2026</w:t>
+        <w:t xml:space="preserve">Version 1.9 · 21 Sep 2026</w:t>
       </w:r>
       <w:r>
         <w:t xml:space="preserve"> </w:t>
       </w:r>
       <w:r>
-        <w:t xml:space="preserve">· every requirement implemented; verified by a 27-check automated harness.</w:t>
+        <w:t xml:space="preserve">· every requirement implemented; verified by a 37-check automated harness.</w:t>
       </w:r>
     </w:p>
     <w:p>
@@ -102,6 +102,66 @@
       </w:r>
       <w:r>
         <w:t xml:space="preserve">).</w:t>
+      </w:r>
+    </w:p>
+    <w:p>
+      <w:pPr>
+        <w:pStyle w:val="BlockText"/>
+      </w:pPr>
+      <w:r>
+        <w:rPr>
+          <w:bCs/>
+          <w:b/>
+        </w:rPr>
+        <w:t xml:space="preserve">What changed in v1.9.</w:t>
+      </w:r>
+      <w:r>
+        <w:t xml:space="preserve"> </w:t>
+      </w:r>
+      <w:r>
+        <w:t xml:space="preserve">No requirement changed status. The evidence behind several changed, because a fresh install of the package and an upgrade of a copy of the live system were both tested for the first time.</w:t>
+      </w:r>
+      <w:r>
+        <w:t xml:space="preserve"> </w:t>
+      </w:r>
+      <w:r>
+        <w:rPr>
+          <w:bCs/>
+          <w:b/>
+        </w:rPr>
+        <w:t xml:space="preserve">The directors could not open some of the documents they approve</w:t>
+      </w:r>
+      <w:r>
+        <w:t xml:space="preserve"> </w:t>
+      </w:r>
+      <w:r>
+        <w:t xml:space="preserve">- the managing director could not open a Project Kick-off, Aiqaz could not open a Purchase Order - because a permission change had dropped every standard role from five document types.</w:t>
+      </w:r>
+      <w:r>
+        <w:t xml:space="preserve"> </w:t>
+      </w:r>
+      <w:r>
+        <w:rPr>
+          <w:bCs/>
+          <w:b/>
+        </w:rPr>
+        <w:t xml:space="preserve">A fresh install lacked the drawing office’s role and the auditor’s read access to the books.</w:t>
+      </w:r>
+      <w:r>
+        <w:t xml:space="preserve"> </w:t>
+      </w:r>
+      <w:r>
+        <w:rPr>
+          <w:bCs/>
+          <w:b/>
+        </w:rPr>
+        <w:t xml:space="preserve">An upgrade would have stripped the demonstration watermark</w:t>
+      </w:r>
+      <w:r>
+        <w:t xml:space="preserve"> </w:t>
+      </w:r>
+      <w:r>
+        <w:t xml:space="preserve">and would have overwritten other applications’ configuration, including India Compliance’s GST fields. All fixed in the package, and each now has a build check: the harness is 37 checks. Two further checks (T7a, T7b) turned out to have been examining nothing since the documents moved into the package; they now fail if they find nothing to examine.</w:t>
       </w:r>
     </w:p>
     <w:p>
@@ -1504,6 +1564,44 @@
               <w:jc w:val="left"/>
             </w:pPr>
             <w:r>
+              <w:t xml:space="preserve">T4b</w:t>
+            </w:r>
+          </w:p>
+        </w:tc>
+        <w:tc>
+          <w:tcPr/>
+          <w:p>
+            <w:pPr>
+              <w:pStyle w:val="Compact"/>
+              <w:jc w:val="left"/>
+            </w:pPr>
+            <w:r>
+              <w:t xml:space="preserve">prints</w:t>
+            </w:r>
+          </w:p>
+        </w:tc>
+        <w:tc>
+          <w:tcPr/>
+          <w:p>
+            <w:pPr>
+              <w:pStyle w:val="Compact"/>
+              <w:jc w:val="left"/>
+            </w:pPr>
+            <w:r>
+              <w:t xml:space="preserve">demonstration site: every print watermarked; any other site: none</w:t>
+            </w:r>
+          </w:p>
+        </w:tc>
+      </w:tr>
+      <w:tr>
+        <w:tc>
+          <w:tcPr/>
+          <w:p>
+            <w:pPr>
+              <w:pStyle w:val="Compact"/>
+              <w:jc w:val="left"/>
+            </w:pPr>
+            <w:r>
               <w:t xml:space="preserve">T5a</w:t>
             </w:r>
           </w:p>
@@ -2014,6 +2112,270 @@
               <w:jc w:val="left"/>
             </w:pPr>
             <w:r>
+              <w:t xml:space="preserve">T6h</w:t>
+            </w:r>
+          </w:p>
+        </w:tc>
+        <w:tc>
+          <w:tcPr/>
+          <w:p>
+            <w:pPr>
+              <w:pStyle w:val="Compact"/>
+              <w:jc w:val="left"/>
+            </w:pPr>
+            <w:r>
+              <w:t xml:space="preserve">controls</w:t>
+            </w:r>
+          </w:p>
+        </w:tc>
+        <w:tc>
+          <w:tcPr/>
+          <w:p>
+            <w:pPr>
+              <w:pStyle w:val="Compact"/>
+              <w:jc w:val="left"/>
+            </w:pPr>
+            <w:r>
+              <w:t xml:space="preserve">the auditor’s login cannot change anything - effective rights, not stored rows</w:t>
+            </w:r>
+          </w:p>
+        </w:tc>
+      </w:tr>
+      <w:tr>
+        <w:tc>
+          <w:tcPr/>
+          <w:p>
+            <w:pPr>
+              <w:pStyle w:val="Compact"/>
+              <w:jc w:val="left"/>
+            </w:pPr>
+            <w:r>
+              <w:t xml:space="preserve">T6i</w:t>
+            </w:r>
+          </w:p>
+        </w:tc>
+        <w:tc>
+          <w:tcPr/>
+          <w:p>
+            <w:pPr>
+              <w:pStyle w:val="Compact"/>
+              <w:jc w:val="left"/>
+            </w:pPr>
+            <w:r>
+              <w:t xml:space="preserve">controls</w:t>
+            </w:r>
+          </w:p>
+        </w:tc>
+        <w:tc>
+          <w:tcPr/>
+          <w:p>
+            <w:pPr>
+              <w:pStyle w:val="Compact"/>
+              <w:jc w:val="left"/>
+            </w:pPr>
+            <w:r>
+              <w:t xml:space="preserve">every role can raise the documents its role card describes</w:t>
+            </w:r>
+          </w:p>
+        </w:tc>
+      </w:tr>
+      <w:tr>
+        <w:tc>
+          <w:tcPr/>
+          <w:p>
+            <w:pPr>
+              <w:pStyle w:val="Compact"/>
+              <w:jc w:val="left"/>
+            </w:pPr>
+            <w:r>
+              <w:t xml:space="preserve">T6j</w:t>
+            </w:r>
+          </w:p>
+        </w:tc>
+        <w:tc>
+          <w:tcPr/>
+          <w:p>
+            <w:pPr>
+              <w:pStyle w:val="Compact"/>
+              <w:jc w:val="left"/>
+            </w:pPr>
+            <w:r>
+              <w:t xml:space="preserve">controls</w:t>
+            </w:r>
+          </w:p>
+        </w:tc>
+        <w:tc>
+          <w:tcPr/>
+          <w:p>
+            <w:pPr>
+              <w:pStyle w:val="Compact"/>
+              <w:jc w:val="left"/>
+            </w:pPr>
+            <w:r>
+              <w:t xml:space="preserve">a guarded workflow state is guarded on every route into it</w:t>
+            </w:r>
+          </w:p>
+        </w:tc>
+      </w:tr>
+      <w:tr>
+        <w:tc>
+          <w:tcPr/>
+          <w:p>
+            <w:pPr>
+              <w:pStyle w:val="Compact"/>
+              <w:jc w:val="left"/>
+            </w:pPr>
+            <w:r>
+              <w:rPr>
+                <w:bCs/>
+                <w:b/>
+              </w:rPr>
+              <w:t xml:space="preserve">T6k</w:t>
+            </w:r>
+          </w:p>
+        </w:tc>
+        <w:tc>
+          <w:tcPr/>
+          <w:p>
+            <w:pPr>
+              <w:pStyle w:val="Compact"/>
+              <w:jc w:val="left"/>
+            </w:pPr>
+            <w:r>
+              <w:t xml:space="preserve">controls</w:t>
+            </w:r>
+          </w:p>
+        </w:tc>
+        <w:tc>
+          <w:tcPr/>
+          <w:p>
+            <w:pPr>
+              <w:pStyle w:val="Compact"/>
+              <w:jc w:val="left"/>
+            </w:pPr>
+            <w:r>
+              <w:rPr>
+                <w:bCs/>
+                <w:b/>
+              </w:rPr>
+              <w:t xml:space="preserve">everyone who can approve a document can open it</w:t>
+            </w:r>
+            <w:r>
+              <w:t xml:space="preserve"> </w:t>
+            </w:r>
+            <w:r>
+              <w:t xml:space="preserve">- asked per real user</w:t>
+            </w:r>
+          </w:p>
+        </w:tc>
+      </w:tr>
+      <w:tr>
+        <w:tc>
+          <w:tcPr/>
+          <w:p>
+            <w:pPr>
+              <w:pStyle w:val="Compact"/>
+              <w:jc w:val="left"/>
+            </w:pPr>
+            <w:r>
+              <w:rPr>
+                <w:bCs/>
+                <w:b/>
+              </w:rPr>
+              <w:t xml:space="preserve">T6l</w:t>
+            </w:r>
+          </w:p>
+        </w:tc>
+        <w:tc>
+          <w:tcPr/>
+          <w:p>
+            <w:pPr>
+              <w:pStyle w:val="Compact"/>
+              <w:jc w:val="left"/>
+            </w:pPr>
+            <w:r>
+              <w:t xml:space="preserve">controls</w:t>
+            </w:r>
+          </w:p>
+        </w:tc>
+        <w:tc>
+          <w:tcPr/>
+          <w:p>
+            <w:pPr>
+              <w:pStyle w:val="Compact"/>
+              <w:jc w:val="left"/>
+            </w:pPr>
+            <w:r>
+              <w:rPr>
+                <w:bCs/>
+                <w:b/>
+              </w:rPr>
+              <w:t xml:space="preserve">no role silently lost access</w:t>
+            </w:r>
+            <w:r>
+              <w:t xml:space="preserve"> </w:t>
+            </w:r>
+            <w:r>
+              <w:t xml:space="preserve">to a customised document type</w:t>
+            </w:r>
+          </w:p>
+        </w:tc>
+      </w:tr>
+      <w:tr>
+        <w:tc>
+          <w:tcPr/>
+          <w:p>
+            <w:pPr>
+              <w:pStyle w:val="Compact"/>
+              <w:jc w:val="left"/>
+            </w:pPr>
+            <w:r>
+              <w:rPr>
+                <w:bCs/>
+                <w:b/>
+              </w:rPr>
+              <w:t xml:space="preserve">T6m</w:t>
+            </w:r>
+          </w:p>
+        </w:tc>
+        <w:tc>
+          <w:tcPr/>
+          <w:p>
+            <w:pPr>
+              <w:pStyle w:val="Compact"/>
+              <w:jc w:val="left"/>
+            </w:pPr>
+            <w:r>
+              <w:t xml:space="preserve">controls</w:t>
+            </w:r>
+          </w:p>
+        </w:tc>
+        <w:tc>
+          <w:tcPr/>
+          <w:p>
+            <w:pPr>
+              <w:pStyle w:val="Compact"/>
+              <w:jc w:val="left"/>
+            </w:pPr>
+            <w:r>
+              <w:rPr>
+                <w:bCs/>
+                <w:b/>
+              </w:rPr>
+              <w:t xml:space="preserve">the package ships all of MSCAST’s configuration and none of anyone else’s</w:t>
+            </w:r>
+          </w:p>
+        </w:tc>
+      </w:tr>
+      <w:tr>
+        <w:tc>
+          <w:tcPr/>
+          <w:p>
+            <w:pPr>
+              <w:pStyle w:val="Compact"/>
+              <w:jc w:val="left"/>
+            </w:pPr>
+            <w:r>
               <w:t xml:space="preserve">T7a</w:t>
             </w:r>
           </w:p>
@@ -2038,7 +2400,7 @@
               <w:jc w:val="left"/>
             </w:pPr>
             <w:r>
-              <w:t xml:space="preserve">every MSCAST form has demo records</w:t>
+              <w:t xml:space="preserve">every MSCAST form has records - fails if it finds no forms to check</w:t>
             </w:r>
           </w:p>
         </w:tc>
@@ -2076,7 +2438,7 @@
               <w:jc w:val="left"/>
             </w:pPr>
             <w:r>
-              <w:t xml:space="preserve">every stored Select value is a valid option</w:t>
+              <w:t xml:space="preserve">every stored Select value is a valid option - 45 fields on 25 document types</w:t>
             </w:r>
           </w:p>
         </w:tc>
@@ -2190,7 +2552,121 @@
               <w:jc w:val="left"/>
             </w:pPr>
             <w:r>
-              <w:t xml:space="preserve">outgoing account live, 11 sent 0 errored, morning batch scheduled, no dead notification recipient, no bounce-prone user</w:t>
+              <w:t xml:space="preserve">outgoing account live, mail sent without error, morning batch scheduled, no dead notification recipient, no bounce-prone user</w:t>
+            </w:r>
+          </w:p>
+        </w:tc>
+      </w:tr>
+      <w:tr>
+        <w:tc>
+          <w:tcPr/>
+          <w:p>
+            <w:pPr>
+              <w:pStyle w:val="Compact"/>
+              <w:jc w:val="left"/>
+            </w:pPr>
+            <w:r>
+              <w:t xml:space="preserve">T9f</w:t>
+            </w:r>
+          </w:p>
+        </w:tc>
+        <w:tc>
+          <w:tcPr/>
+          <w:p>
+            <w:pPr>
+              <w:pStyle w:val="Compact"/>
+              <w:jc w:val="left"/>
+            </w:pPr>
+            <w:r>
+              <w:t xml:space="preserve">automation</w:t>
+            </w:r>
+          </w:p>
+        </w:tc>
+        <w:tc>
+          <w:tcPr/>
+          <w:p>
+            <w:pPr>
+              <w:pStyle w:val="Compact"/>
+              <w:jc w:val="left"/>
+            </w:pPr>
+            <w:r>
+              <w:t xml:space="preserve">every enabled MSCAST scheduled job has actually run</w:t>
+            </w:r>
+          </w:p>
+        </w:tc>
+      </w:tr>
+      <w:tr>
+        <w:tc>
+          <w:tcPr/>
+          <w:p>
+            <w:pPr>
+              <w:pStyle w:val="Compact"/>
+              <w:jc w:val="left"/>
+            </w:pPr>
+            <w:r>
+              <w:t xml:space="preserve">T9g</w:t>
+            </w:r>
+          </w:p>
+        </w:tc>
+        <w:tc>
+          <w:tcPr/>
+          <w:p>
+            <w:pPr>
+              <w:pStyle w:val="Compact"/>
+              <w:jc w:val="left"/>
+            </w:pPr>
+            <w:r>
+              <w:t xml:space="preserve">automation</w:t>
+            </w:r>
+          </w:p>
+        </w:tc>
+        <w:tc>
+          <w:tcPr/>
+          <w:p>
+            <w:pPr>
+              <w:pStyle w:val="Compact"/>
+              <w:jc w:val="left"/>
+            </w:pPr>
+            <w:r>
+              <w:t xml:space="preserve">every stored secret decrypts with this site’s key</w:t>
+            </w:r>
+          </w:p>
+        </w:tc>
+      </w:tr>
+      <w:tr>
+        <w:tc>
+          <w:tcPr/>
+          <w:p>
+            <w:pPr>
+              <w:pStyle w:val="Compact"/>
+              <w:jc w:val="left"/>
+            </w:pPr>
+            <w:r>
+              <w:t xml:space="preserve">T9h</w:t>
+            </w:r>
+          </w:p>
+        </w:tc>
+        <w:tc>
+          <w:tcPr/>
+          <w:p>
+            <w:pPr>
+              <w:pStyle w:val="Compact"/>
+              <w:jc w:val="left"/>
+            </w:pPr>
+            <w:r>
+              <w:t xml:space="preserve">automation</w:t>
+            </w:r>
+          </w:p>
+        </w:tc>
+        <w:tc>
+          <w:tcPr/>
+          <w:p>
+            <w:pPr>
+              <w:pStyle w:val="Compact"/>
+              <w:jc w:val="left"/>
+            </w:pPr>
+            <w:r>
+              <w:t xml:space="preserve">the nightly backup ran in the last 26 hours and succeeded</w:t>
             </w:r>
           </w:p>
         </w:tc>
@@ -2243,7 +2719,7 @@
           <w:bCs/>
           <w:b/>
         </w:rPr>
-        <w:t xml:space="preserve">25 pass, 2 warn, 0 fail, of 27.</w:t>
+        <w:t xml:space="preserve">35 pass, 2 warn, 0 fail, of 37.</w:t>
       </w:r>
     </w:p>
     <w:bookmarkStart w:id="22" w:name="X0bcac434009c80385040a321c49074c0254c5e3"/>

--- a/ERP Plan/MSCAST ERP - Requirements Traceability.docx
+++ b/ERP Plan/MSCAST ERP - Requirements Traceability.docx
@@ -46,13 +46,13 @@
           <w:bCs/>
           <w:b/>
         </w:rPr>
-        <w:t xml:space="preserve">Version 1.9 · 21 Sep 2026</w:t>
+        <w:t xml:space="preserve">Version 2.0 · 21 Sep 2026</w:t>
       </w:r>
       <w:r>
         <w:t xml:space="preserve"> </w:t>
       </w:r>
       <w:r>
-        <w:t xml:space="preserve">· every requirement implemented; verified by a 37-check automated harness.</w:t>
+        <w:t xml:space="preserve">· every requirement implemented; verified by a 42-check automated harness.</w:t>
       </w:r>
     </w:p>
     <w:p>
@@ -102,6 +102,128 @@
       </w:r>
       <w:r>
         <w:t xml:space="preserve">).</w:t>
+      </w:r>
+    </w:p>
+    <w:p>
+      <w:pPr>
+        <w:pStyle w:val="BlockText"/>
+      </w:pPr>
+      <w:r>
+        <w:rPr>
+          <w:bCs/>
+          <w:b/>
+        </w:rPr>
+        <w:t xml:space="preserve">What changed in v2.0.</w:t>
+      </w:r>
+      <w:r>
+        <w:t xml:space="preserve"> </w:t>
+      </w:r>
+      <w:r>
+        <w:t xml:space="preserve">No requirement changed status. Taking the demonstration screenshots meant using the system as its users do, one login at a time, and that found faults every build check had missed.</w:t>
+      </w:r>
+      <w:r>
+        <w:t xml:space="preserve"> </w:t>
+      </w:r>
+      <w:r>
+        <w:rPr>
+          <w:bCs/>
+          <w:b/>
+        </w:rPr>
+        <w:t xml:space="preserve">Three reports returned a server error from the desk</w:t>
+      </w:r>
+      <w:r>
+        <w:t xml:space="preserve"> </w:t>
+      </w:r>
+      <w:r>
+        <w:t xml:space="preserve">because their names contained</w:t>
+      </w:r>
+      <w:r>
+        <w:t xml:space="preserve"> </w:t>
+      </w:r>
+      <w:r>
+        <w:rPr>
+          <w:rStyle w:val="VerbatimChar"/>
+        </w:rPr>
+        <w:t xml:space="preserve">/</w:t>
+      </w:r>
+      <w:r>
+        <w:t xml:space="preserve">, and</w:t>
+      </w:r>
+      <w:r>
+        <w:t xml:space="preserve"> </w:t>
+      </w:r>
+      <w:r>
+        <w:rPr>
+          <w:bCs/>
+          <w:b/>
+        </w:rPr>
+        <w:t xml:space="preserve">six more failed</w:t>
+      </w:r>
+      <w:r>
+        <w:t xml:space="preserve"> </w:t>
+      </w:r>
+      <w:r>
+        <w:t xml:space="preserve">because a</w:t>
+      </w:r>
+      <w:r>
+        <w:t xml:space="preserve"> </w:t>
+      </w:r>
+      <w:r>
+        <w:rPr>
+          <w:rStyle w:val="VerbatimChar"/>
+        </w:rPr>
+        <w:t xml:space="preserve">%</w:t>
+      </w:r>
+      <w:r>
+        <w:t xml:space="preserve"> </w:t>
+      </w:r>
+      <w:r>
+        <w:t xml:space="preserve">in their SQL was read as a formatting character. The check had run them from a script, not through the page a user opens.</w:t>
+      </w:r>
+      <w:r>
+        <w:t xml:space="preserve"> </w:t>
+      </w:r>
+      <w:r>
+        <w:rPr>
+          <w:bCs/>
+          <w:b/>
+        </w:rPr>
+        <w:t xml:space="preserve">The home page could never count pending BRMs or open claims</w:t>
+      </w:r>
+      <w:r>
+        <w:t xml:space="preserve">: it compared against status names that don’t exist.</w:t>
+      </w:r>
+      <w:r>
+        <w:t xml:space="preserve"> </w:t>
+      </w:r>
+      <w:r>
+        <w:rPr>
+          <w:bCs/>
+          <w:b/>
+        </w:rPr>
+        <w:t xml:space="preserve">A BRM could be marked Certified with none of its four checks ticked.</w:t>
+      </w:r>
+      <w:r>
+        <w:t xml:space="preserve"> </w:t>
+      </w:r>
+      <w:r>
+        <w:t xml:space="preserve">Emailed links pointed at an internal host name. All fixed, each with a check that fails first (T1b, T2 run as the desk does, T2b, T6n, T9i). Building a separate DEV copy then showed that</w:t>
+      </w:r>
+      <w:r>
+        <w:t xml:space="preserve"> </w:t>
+      </w:r>
+      <w:r>
+        <w:rPr>
+          <w:bCs/>
+          <w:b/>
+        </w:rPr>
+        <w:t xml:space="preserve">a restore onto another server leaves every MSCAST server script switched off</w:t>
+      </w:r>
+      <w:r>
+        <w:t xml:space="preserve"> </w:t>
+      </w:r>
+      <w:r>
+        <w:t xml:space="preserve">while every other check passes; T1c now catches it. The harness is 42 checks.</w:t>
       </w:r>
     </w:p>
     <w:p>
@@ -1341,13 +1463,13 @@
       </w:tr>
     </w:tbl>
     <w:bookmarkEnd w:id="21"/>
-    <w:bookmarkStart w:id="23" w:name="test-harness-result-20-sep-2026"/>
+    <w:bookmarkStart w:id="23" w:name="test-harness-result-21-sep-2026"/>
     <w:p>
       <w:pPr>
         <w:pStyle w:val="Heading2"/>
       </w:pPr>
       <w:r>
-        <w:t xml:space="preserve">Test harness result (20 Sep 2026)</w:t>
+        <w:t xml:space="preserve">Test harness result (21 Sep 2026)</w:t>
       </w:r>
     </w:p>
     <w:tbl>
@@ -1450,6 +1572,110 @@
               <w:jc w:val="left"/>
             </w:pPr>
             <w:r>
+              <w:rPr>
+                <w:bCs/>
+                <w:b/>
+              </w:rPr>
+              <w:t xml:space="preserve">T1b</w:t>
+            </w:r>
+          </w:p>
+        </w:tc>
+        <w:tc>
+          <w:tcPr/>
+          <w:p>
+            <w:pPr>
+              <w:pStyle w:val="Compact"/>
+              <w:jc w:val="left"/>
+            </w:pPr>
+            <w:r>
+              <w:t xml:space="preserve">reports</w:t>
+            </w:r>
+          </w:p>
+        </w:tc>
+        <w:tc>
+          <w:tcPr/>
+          <w:p>
+            <w:pPr>
+              <w:pStyle w:val="Compact"/>
+              <w:jc w:val="left"/>
+            </w:pPr>
+            <w:r>
+              <w:rPr>
+                <w:bCs/>
+                <w:b/>
+              </w:rPr>
+              <w:t xml:space="preserve">server-script literals match the fields’ real Select options</w:t>
+            </w:r>
+            <w:r>
+              <w:t xml:space="preserve"> </w:t>
+            </w:r>
+            <w:r>
+              <w:t xml:space="preserve">- the home page’s counts</w:t>
+            </w:r>
+          </w:p>
+        </w:tc>
+      </w:tr>
+      <w:tr>
+        <w:tc>
+          <w:tcPr/>
+          <w:p>
+            <w:pPr>
+              <w:pStyle w:val="Compact"/>
+              <w:jc w:val="left"/>
+            </w:pPr>
+            <w:r>
+              <w:rPr>
+                <w:bCs/>
+                <w:b/>
+              </w:rPr>
+              <w:t xml:space="preserve">T1c</w:t>
+            </w:r>
+          </w:p>
+        </w:tc>
+        <w:tc>
+          <w:tcPr/>
+          <w:p>
+            <w:pPr>
+              <w:pStyle w:val="Compact"/>
+              <w:jc w:val="left"/>
+            </w:pPr>
+            <w:r>
+              <w:t xml:space="preserve">reports</w:t>
+            </w:r>
+          </w:p>
+        </w:tc>
+        <w:tc>
+          <w:tcPr/>
+          <w:p>
+            <w:pPr>
+              <w:pStyle w:val="Compact"/>
+              <w:jc w:val="left"/>
+            </w:pPr>
+            <w:r>
+              <w:rPr>
+                <w:bCs/>
+                <w:b/>
+              </w:rPr>
+              <w:t xml:space="preserve">server scripts are enabled on this bench</w:t>
+            </w:r>
+            <w:r>
+              <w:t xml:space="preserve"> </w:t>
+            </w:r>
+            <w:r>
+              <w:t xml:space="preserve">- a restore does not carry the switch</w:t>
+            </w:r>
+          </w:p>
+        </w:tc>
+      </w:tr>
+      <w:tr>
+        <w:tc>
+          <w:tcPr/>
+          <w:p>
+            <w:pPr>
+              <w:pStyle w:val="Compact"/>
+              <w:jc w:val="left"/>
+            </w:pPr>
+            <w:r>
               <w:t xml:space="preserve">T2</w:t>
             </w:r>
           </w:p>
@@ -1474,7 +1700,72 @@
               <w:jc w:val="left"/>
             </w:pPr>
             <w:r>
-              <w:t xml:space="preserve">28 custom reports execute - 0 failures</w:t>
+              <w:t xml:space="preserve">every custom report executes</w:t>
+            </w:r>
+            <w:r>
+              <w:t xml:space="preserve"> </w:t>
+            </w:r>
+            <w:r>
+              <w:rPr>
+                <w:bCs/>
+                <w:b/>
+              </w:rPr>
+              <w:t xml:space="preserve">the way the desk runs it</w:t>
+            </w:r>
+            <w:r>
+              <w:t xml:space="preserve"> </w:t>
+            </w:r>
+            <w:r>
+              <w:t xml:space="preserve">(with a filters dict) - 0 failures</w:t>
+            </w:r>
+          </w:p>
+        </w:tc>
+      </w:tr>
+      <w:tr>
+        <w:tc>
+          <w:tcPr/>
+          <w:p>
+            <w:pPr>
+              <w:pStyle w:val="Compact"/>
+              <w:jc w:val="left"/>
+            </w:pPr>
+            <w:r>
+              <w:rPr>
+                <w:bCs/>
+                <w:b/>
+              </w:rPr>
+              <w:t xml:space="preserve">T2b</w:t>
+            </w:r>
+          </w:p>
+        </w:tc>
+        <w:tc>
+          <w:tcPr/>
+          <w:p>
+            <w:pPr>
+              <w:pStyle w:val="Compact"/>
+              <w:jc w:val="left"/>
+            </w:pPr>
+            <w:r>
+              <w:t xml:space="preserve">reports</w:t>
+            </w:r>
+          </w:p>
+        </w:tc>
+        <w:tc>
+          <w:tcPr/>
+          <w:p>
+            <w:pPr>
+              <w:pStyle w:val="Compact"/>
+              <w:jc w:val="left"/>
+            </w:pPr>
+            <w:r>
+              <w:rPr>
+                <w:bCs/>
+                <w:b/>
+              </w:rPr>
+              <w:t xml:space="preserve">report names are safe in a URL, and each report opens for the people who need it</w:t>
+            </w:r>
+            <w:r>
+              <w:t xml:space="preserve">, run as those users</w:t>
             </w:r>
           </w:p>
         </w:tc>
@@ -2230,6 +2521,58 @@
                 <w:bCs/>
                 <w:b/>
               </w:rPr>
+              <w:t xml:space="preserve">T6n</w:t>
+            </w:r>
+          </w:p>
+        </w:tc>
+        <w:tc>
+          <w:tcPr/>
+          <w:p>
+            <w:pPr>
+              <w:pStyle w:val="Compact"/>
+              <w:jc w:val="left"/>
+            </w:pPr>
+            <w:r>
+              <w:t xml:space="preserve">controls</w:t>
+            </w:r>
+          </w:p>
+        </w:tc>
+        <w:tc>
+          <w:tcPr/>
+          <w:p>
+            <w:pPr>
+              <w:pStyle w:val="Compact"/>
+              <w:jc w:val="left"/>
+            </w:pPr>
+            <w:r>
+              <w:rPr>
+                <w:bCs/>
+                <w:b/>
+              </w:rPr>
+              <w:t xml:space="preserve">a BRM cannot be certified with its four checks unticked</w:t>
+            </w:r>
+            <w:r>
+              <w:t xml:space="preserve"> </w:t>
+            </w:r>
+            <w:r>
+              <w:t xml:space="preserve">- attempted as a director, then rolled back</w:t>
+            </w:r>
+          </w:p>
+        </w:tc>
+      </w:tr>
+      <w:tr>
+        <w:tc>
+          <w:tcPr/>
+          <w:p>
+            <w:pPr>
+              <w:pStyle w:val="Compact"/>
+              <w:jc w:val="left"/>
+            </w:pPr>
+            <w:r>
+              <w:rPr>
+                <w:bCs/>
+                <w:b/>
+              </w:rPr>
               <w:t xml:space="preserve">T6k</w:t>
             </w:r>
           </w:p>
@@ -2680,6 +3023,55 @@
               <w:jc w:val="left"/>
             </w:pPr>
             <w:r>
+              <w:rPr>
+                <w:bCs/>
+                <w:b/>
+              </w:rPr>
+              <w:t xml:space="preserve">T9i</w:t>
+            </w:r>
+          </w:p>
+        </w:tc>
+        <w:tc>
+          <w:tcPr/>
+          <w:p>
+            <w:pPr>
+              <w:pStyle w:val="Compact"/>
+              <w:jc w:val="left"/>
+            </w:pPr>
+            <w:r>
+              <w:t xml:space="preserve">automation</w:t>
+            </w:r>
+          </w:p>
+        </w:tc>
+        <w:tc>
+          <w:tcPr/>
+          <w:p>
+            <w:pPr>
+              <w:pStyle w:val="Compact"/>
+              <w:jc w:val="left"/>
+            </w:pPr>
+            <w:r>
+              <w:rPr>
+                <w:bCs/>
+                <w:b/>
+              </w:rPr>
+              <w:t xml:space="preserve">links in emails point at the public address</w:t>
+            </w:r>
+            <w:r>
+              <w:t xml:space="preserve">, not the container’s internal name</w:t>
+            </w:r>
+          </w:p>
+        </w:tc>
+      </w:tr>
+      <w:tr>
+        <w:tc>
+          <w:tcPr/>
+          <w:p>
+            <w:pPr>
+              <w:pStyle w:val="Compact"/>
+              <w:jc w:val="left"/>
+            </w:pPr>
+            <w:r>
               <w:t xml:space="preserve">T10a-c</w:t>
             </w:r>
           </w:p>
@@ -2719,7 +3111,13 @@
           <w:bCs/>
           <w:b/>
         </w:rPr>
-        <w:t xml:space="preserve">35 pass, 2 warn, 0 fail, of 37.</w:t>
+        <w:t xml:space="preserve">40 pass, 2 warn, 0 fail, of 42</w:t>
+      </w:r>
+      <w:r>
+        <w:t xml:space="preserve"> </w:t>
+      </w:r>
+      <w:r>
+        <w:t xml:space="preserve">(DEV copy, 21 Sep 2026; the live site was not re-run while users are trying it).</w:t>
       </w:r>
     </w:p>
     <w:bookmarkStart w:id="22" w:name="X0bcac434009c80385040a321c49074c0254c5e3"/>
@@ -13226,7 +13624,7 @@
               <w:t xml:space="preserve">‘</w:t>
             </w:r>
             <w:r>
-              <w:t xml:space="preserve">MSCAST Expense Analysis (vs last year, % of sales)</w:t>
+              <w:t xml:space="preserve">MSCAST Expense Analysis (vs last year, share of sales)</w:t>
             </w:r>
             <w:r>
               <w:t xml:space="preserve">’</w:t>

--- a/ERP Plan/MSCAST ERP - Requirements Traceability.docx
+++ b/ERP Plan/MSCAST ERP - Requirements Traceability.docx
@@ -28,13 +28,13 @@
         </w:p>
       </w:sdtContent>
     </w:sdt>
-    <w:bookmarkStart w:id="28" w:name="X4f0e9570929e6cc211505d76058c7f084cd03f5"/>
+    <w:bookmarkStart w:id="27" w:name="mscast-erp---requirements-traceability"/>
     <w:p>
       <w:pPr>
         <w:pStyle w:val="Heading1"/>
       </w:pPr>
       <w:r>
-        <w:t xml:space="preserve">MSCAST ERP - Requirements Traceability (v1.9)</w:t>
+        <w:t xml:space="preserve">MSCAST ERP - Requirements Traceability</w:t>
       </w:r>
     </w:p>
     <w:p>
@@ -46,21 +46,29 @@
           <w:bCs/>
           <w:b/>
         </w:rPr>
-        <w:t xml:space="preserve">Version 2.0 · 21 Sep 2026</w:t>
+        <w:t xml:space="preserve">Version 3.0 · 21 September 2026</w:t>
+      </w:r>
+    </w:p>
+    <w:p>
+      <w:pPr>
+        <w:numPr>
+          <w:ilvl w:val="0"/>
+          <w:numId w:val="1001"/>
+        </w:numPr>
+        <w:pStyle w:val="Compact"/>
+      </w:pPr>
+      <w:r>
+        <w:rPr>
+          <w:bCs/>
+          <w:b/>
+        </w:rPr>
+        <w:t xml:space="preserve">Source of requirements:</w:t>
       </w:r>
       <w:r>
         <w:t xml:space="preserve"> </w:t>
       </w:r>
       <w:r>
-        <w:t xml:space="preserve">· every requirement implemented; verified by a 42-check automated harness.</w:t>
-      </w:r>
-    </w:p>
-    <w:p>
-      <w:pPr>
-        <w:pStyle w:val="BodyText"/>
-      </w:pPr>
-      <w:r>
-        <w:t xml:space="preserve">Source of requirements: MSCAST</w:t>
+        <w:t xml:space="preserve">MSCAST</w:t>
       </w:r>
       <w:r>
         <w:t xml:space="preserve"> </w:t>
@@ -72,7 +80,32 @@
         <w:t xml:space="preserve">ERP_Requirement_Final.pdf</w:t>
       </w:r>
       <w:r>
-        <w:t xml:space="preserve">. Solution: ERPNext v16.35 + India Compliance 16.9.1 + Frappe HR 16.19 + India Payroll 16.0.4 +</w:t>
+        <w:t xml:space="preserve"> </w:t>
+      </w:r>
+      <w:r>
+        <w:t xml:space="preserve">(97 requirements).</w:t>
+      </w:r>
+    </w:p>
+    <w:p>
+      <w:pPr>
+        <w:numPr>
+          <w:ilvl w:val="0"/>
+          <w:numId w:val="1001"/>
+        </w:numPr>
+        <w:pStyle w:val="Compact"/>
+      </w:pPr>
+      <w:r>
+        <w:rPr>
+          <w:bCs/>
+          <w:b/>
+        </w:rPr>
+        <w:t xml:space="preserve">Solution:</w:t>
+      </w:r>
+      <w:r>
+        <w:t xml:space="preserve"> </w:t>
+      </w:r>
+      <w:r>
+        <w:t xml:space="preserve">ERPNext v16.35 + India Compliance 16.9.1 + Frappe HR 16.19 + India Payroll 16.0.4 +</w:t>
       </w:r>
       <w:r>
         <w:t xml:space="preserve"> </w:t>
@@ -95,8 +128,6 @@
       <w:r>
         <w:rPr>
           <w:rStyle w:val="VerbatimChar"/>
-          <w:bCs/>
-          <w:b/>
         </w:rPr>
         <w:t xml:space="preserve">v0.9.0</w:t>
       </w:r>
@@ -106,448 +137,24 @@
     </w:p>
     <w:p>
       <w:pPr>
-        <w:pStyle w:val="BlockText"/>
+        <w:numPr>
+          <w:ilvl w:val="0"/>
+          <w:numId w:val="1001"/>
+        </w:numPr>
+        <w:pStyle w:val="Compact"/>
       </w:pPr>
       <w:r>
         <w:rPr>
           <w:bCs/>
           <w:b/>
         </w:rPr>
-        <w:t xml:space="preserve">What changed in v2.0.</w:t>
+        <w:t xml:space="preserve">Instances:</w:t>
       </w:r>
       <w:r>
         <w:t xml:space="preserve"> </w:t>
       </w:r>
       <w:r>
-        <w:t xml:space="preserve">No requirement changed status. Taking the demonstration screenshots meant using the system as its users do, one login at a time, and that found faults every build check had missed.</w:t>
-      </w:r>
-      <w:r>
-        <w:t xml:space="preserve"> </w:t>
-      </w:r>
-      <w:r>
-        <w:rPr>
-          <w:bCs/>
-          <w:b/>
-        </w:rPr>
-        <w:t xml:space="preserve">Three reports returned a server error from the desk</w:t>
-      </w:r>
-      <w:r>
-        <w:t xml:space="preserve"> </w:t>
-      </w:r>
-      <w:r>
-        <w:t xml:space="preserve">because their names contained</w:t>
-      </w:r>
-      <w:r>
-        <w:t xml:space="preserve"> </w:t>
-      </w:r>
-      <w:r>
-        <w:rPr>
-          <w:rStyle w:val="VerbatimChar"/>
-        </w:rPr>
-        <w:t xml:space="preserve">/</w:t>
-      </w:r>
-      <w:r>
-        <w:t xml:space="preserve">, and</w:t>
-      </w:r>
-      <w:r>
-        <w:t xml:space="preserve"> </w:t>
-      </w:r>
-      <w:r>
-        <w:rPr>
-          <w:bCs/>
-          <w:b/>
-        </w:rPr>
-        <w:t xml:space="preserve">six more failed</w:t>
-      </w:r>
-      <w:r>
-        <w:t xml:space="preserve"> </w:t>
-      </w:r>
-      <w:r>
-        <w:t xml:space="preserve">because a</w:t>
-      </w:r>
-      <w:r>
-        <w:t xml:space="preserve"> </w:t>
-      </w:r>
-      <w:r>
-        <w:rPr>
-          <w:rStyle w:val="VerbatimChar"/>
-        </w:rPr>
-        <w:t xml:space="preserve">%</w:t>
-      </w:r>
-      <w:r>
-        <w:t xml:space="preserve"> </w:t>
-      </w:r>
-      <w:r>
-        <w:t xml:space="preserve">in their SQL was read as a formatting character. The check had run them from a script, not through the page a user opens.</w:t>
-      </w:r>
-      <w:r>
-        <w:t xml:space="preserve"> </w:t>
-      </w:r>
-      <w:r>
-        <w:rPr>
-          <w:bCs/>
-          <w:b/>
-        </w:rPr>
-        <w:t xml:space="preserve">The home page could never count pending BRMs or open claims</w:t>
-      </w:r>
-      <w:r>
-        <w:t xml:space="preserve">: it compared against status names that don’t exist.</w:t>
-      </w:r>
-      <w:r>
-        <w:t xml:space="preserve"> </w:t>
-      </w:r>
-      <w:r>
-        <w:rPr>
-          <w:bCs/>
-          <w:b/>
-        </w:rPr>
-        <w:t xml:space="preserve">A BRM could be marked Certified with none of its four checks ticked.</w:t>
-      </w:r>
-      <w:r>
-        <w:t xml:space="preserve"> </w:t>
-      </w:r>
-      <w:r>
-        <w:t xml:space="preserve">Emailed links pointed at an internal host name. All fixed, each with a check that fails first (T1b, T2 run as the desk does, T2b, T6n, T9i). Building a separate DEV copy then showed that</w:t>
-      </w:r>
-      <w:r>
-        <w:t xml:space="preserve"> </w:t>
-      </w:r>
-      <w:r>
-        <w:rPr>
-          <w:bCs/>
-          <w:b/>
-        </w:rPr>
-        <w:t xml:space="preserve">a restore onto another server leaves every MSCAST server script switched off</w:t>
-      </w:r>
-      <w:r>
-        <w:t xml:space="preserve"> </w:t>
-      </w:r>
-      <w:r>
-        <w:t xml:space="preserve">while every other check passes; T1c now catches it. The harness is 42 checks.</w:t>
-      </w:r>
-    </w:p>
-    <w:p>
-      <w:pPr>
-        <w:pStyle w:val="BlockText"/>
-      </w:pPr>
-      <w:r>
-        <w:rPr>
-          <w:bCs/>
-          <w:b/>
-        </w:rPr>
-        <w:t xml:space="preserve">What changed in v1.9.</w:t>
-      </w:r>
-      <w:r>
-        <w:t xml:space="preserve"> </w:t>
-      </w:r>
-      <w:r>
-        <w:t xml:space="preserve">No requirement changed status. The evidence behind several changed, because a fresh install of the package and an upgrade of a copy of the live system were both tested for the first time.</w:t>
-      </w:r>
-      <w:r>
-        <w:t xml:space="preserve"> </w:t>
-      </w:r>
-      <w:r>
-        <w:rPr>
-          <w:bCs/>
-          <w:b/>
-        </w:rPr>
-        <w:t xml:space="preserve">The directors could not open some of the documents they approve</w:t>
-      </w:r>
-      <w:r>
-        <w:t xml:space="preserve"> </w:t>
-      </w:r>
-      <w:r>
-        <w:t xml:space="preserve">- the managing director could not open a Project Kick-off, Aiqaz could not open a Purchase Order - because a permission change had dropped every standard role from five document types.</w:t>
-      </w:r>
-      <w:r>
-        <w:t xml:space="preserve"> </w:t>
-      </w:r>
-      <w:r>
-        <w:rPr>
-          <w:bCs/>
-          <w:b/>
-        </w:rPr>
-        <w:t xml:space="preserve">A fresh install lacked the drawing office’s role and the auditor’s read access to the books.</w:t>
-      </w:r>
-      <w:r>
-        <w:t xml:space="preserve"> </w:t>
-      </w:r>
-      <w:r>
-        <w:rPr>
-          <w:bCs/>
-          <w:b/>
-        </w:rPr>
-        <w:t xml:space="preserve">An upgrade would have stripped the demonstration watermark</w:t>
-      </w:r>
-      <w:r>
-        <w:t xml:space="preserve"> </w:t>
-      </w:r>
-      <w:r>
-        <w:t xml:space="preserve">and would have overwritten other applications’ configuration, including India Compliance’s GST fields. All fixed in the package, and each now has a build check: the harness is 37 checks. Two further checks (T7a, T7b) turned out to have been examining nothing since the documents moved into the package; they now fail if they find nothing to examine.</w:t>
-      </w:r>
-    </w:p>
-    <w:p>
-      <w:pPr>
-        <w:pStyle w:val="BlockText"/>
-      </w:pPr>
-      <w:r>
-        <w:rPr>
-          <w:bCs/>
-          <w:b/>
-        </w:rPr>
-        <w:t xml:space="preserve">What changed in v1.8.</w:t>
-      </w:r>
-      <w:r>
-        <w:t xml:space="preserve"> </w:t>
-      </w:r>
-      <w:r>
-        <w:t xml:space="preserve">No requirement changed status.</w:t>
-      </w:r>
-      <w:r>
-        <w:t xml:space="preserve"> </w:t>
-      </w:r>
-      <w:r>
-        <w:rPr>
-          <w:bCs/>
-          <w:b/>
-        </w:rPr>
-        <w:t xml:space="preserve">A-05 changed its evidence, and its mechanism.</w:t>
-      </w:r>
-      <w:r>
-        <w:t xml:space="preserve"> </w:t>
-      </w:r>
-      <w:r>
-        <w:t xml:space="preserve">The BRM payment block was a Server Script on Payment Entry, and on 21 September it was tested at every other door rather than only the one it guarded. Three ways round it were open: a Journal Entry debiting Creditors paid an uncertified bill straight through; an advance Payment Entry with no invoice reference passed silently; and the certified</w:t>
-      </w:r>
-      <w:r>
-        <w:t xml:space="preserve"> </w:t>
-      </w:r>
-      <w:r>
-        <w:rPr>
-          <w:iCs/>
-          <w:i/>
-        </w:rPr>
-        <w:t xml:space="preserve">amount</w:t>
-      </w:r>
-      <w:r>
-        <w:t xml:space="preserve"> </w:t>
-      </w:r>
-      <w:r>
-        <w:t xml:space="preserve">was never read, so a memo certified for nine units paid for ten. It was also too wide in the other direction — an electricity bill, which can have no BRM at all, was refused with no way out. The control now lives in the application package (</w:t>
-      </w:r>
-      <w:r>
-        <w:rPr>
-          <w:rStyle w:val="VerbatimChar"/>
-        </w:rPr>
-        <w:t xml:space="preserve">mscast_erp.controls.brm_payment</w:t>
-      </w:r>
-      <w:r>
-        <w:t xml:space="preserve">) on both Payment Entry and Journal Entry, the Server Script is deleted, and a per-supplier</w:t>
-      </w:r>
-      <w:r>
-        <w:t xml:space="preserve"> </w:t>
-      </w:r>
-      <w:r>
-        <w:rPr>
-          <w:iCs/>
-          <w:i/>
-        </w:rPr>
-        <w:t xml:space="preserve">Exempt from BRM certification</w:t>
-      </w:r>
-      <w:r>
-        <w:t xml:space="preserve"> </w:t>
-      </w:r>
-      <w:r>
-        <w:t xml:space="preserve">flag covers utilities, rent and statutory bills.</w:t>
-      </w:r>
-      <w:r>
-        <w:t xml:space="preserve"> </w:t>
-      </w:r>
-      <w:r>
-        <w:rPr>
-          <w:rStyle w:val="VerbatimChar"/>
-        </w:rPr>
-        <w:t xml:space="preserve">T6a</w:t>
-      </w:r>
-      <w:r>
-        <w:t xml:space="preserve"> </w:t>
-      </w:r>
-      <w:r>
-        <w:t xml:space="preserve">went from one route to six;</w:t>
-      </w:r>
-      <w:r>
-        <w:t xml:space="preserve"> </w:t>
-      </w:r>
-      <w:r>
-        <w:rPr>
-          <w:rStyle w:val="VerbatimChar"/>
-        </w:rPr>
-        <w:t xml:space="preserve">T6c</w:t>
-      </w:r>
-      <w:r>
-        <w:t xml:space="preserve"> </w:t>
-      </w:r>
-      <w:r>
-        <w:t xml:space="preserve">now fails if the retired script reappears. The harness stands at 31 checks.</w:t>
-      </w:r>
-    </w:p>
-    <w:p>
-      <w:pPr>
-        <w:pStyle w:val="BlockText"/>
-      </w:pPr>
-      <w:r>
-        <w:rPr>
-          <w:bCs/>
-          <w:b/>
-        </w:rPr>
-        <w:t xml:space="preserve">What changed in v1.7.</w:t>
-      </w:r>
-      <w:r>
-        <w:t xml:space="preserve"> </w:t>
-      </w:r>
-      <w:r>
-        <w:t xml:space="preserve">No requirement changed status. One piece of</w:t>
-      </w:r>
-      <w:r>
-        <w:t xml:space="preserve"> </w:t>
-      </w:r>
-      <w:r>
-        <w:rPr>
-          <w:bCs/>
-          <w:b/>
-        </w:rPr>
-        <w:t xml:space="preserve">evidence was found to be wrong</w:t>
-      </w:r>
-      <w:r>
-        <w:t xml:space="preserve">, and it is the kind worth naming rather than quietly fixing. P-08 and PC-06 said a supplier bill passes through three separate hands — Purchase prepares, a director certifies, Accounts pays. It does not have to. Both directors hold a role that can</w:t>
-      </w:r>
-      <w:r>
-        <w:t xml:space="preserve"> </w:t>
-      </w:r>
-      <w:r>
-        <w:rPr>
-          <w:iCs/>
-          <w:i/>
-        </w:rPr>
-        <w:t xml:space="preserve">create</w:t>
-      </w:r>
-      <w:r>
-        <w:t xml:space="preserve"> </w:t>
-      </w:r>
-      <w:r>
-        <w:t xml:space="preserve">a BRM, the role that certifies one and the role that marks it paid, so a director can carry a supplier bill from creation to payment alone. The harness had not caught it because the segregation check compared workflow</w:t>
-      </w:r>
-      <w:r>
-        <w:t xml:space="preserve"> </w:t>
-      </w:r>
-      <w:r>
-        <w:rPr>
-          <w:iCs/>
-          <w:i/>
-        </w:rPr>
-        <w:t xml:space="preserve">transition</w:t>
-      </w:r>
-      <w:r>
-        <w:t xml:space="preserve"> </w:t>
-      </w:r>
-      <w:r>
-        <w:t xml:space="preserve">roles, and creating a document is a permission rather than a transition. A new check,</w:t>
-      </w:r>
-      <w:r>
-        <w:t xml:space="preserve"> </w:t>
-      </w:r>
-      <w:r>
-        <w:rPr>
-          <w:bCs/>
-          <w:b/>
-        </w:rPr>
-        <w:t xml:space="preserve">T6g</w:t>
-      </w:r>
-      <w:r>
-        <w:t xml:space="preserve">, asks the question the way an auditor would and now reports it. The payment block itself is unaffected: no certified BRM, no payment, for anyone. The administrator-account item under</w:t>
-      </w:r>
-      <w:r>
-        <w:t xml:space="preserve"> </w:t>
-      </w:r>
-      <w:r>
-        <w:rPr>
-          <w:iCs/>
-          <w:i/>
-        </w:rPr>
-        <w:t xml:space="preserve">What still stands</w:t>
-      </w:r>
-      <w:r>
-        <w:t xml:space="preserve"> </w:t>
-      </w:r>
-      <w:r>
-        <w:t xml:space="preserve">is closed, and the harness is now 27 checks.</w:t>
-      </w:r>
-    </w:p>
-    <w:p>
-      <w:pPr>
-        <w:pStyle w:val="BlockText"/>
-      </w:pPr>
-      <w:r>
-        <w:rPr>
-          <w:bCs/>
-          <w:b/>
-        </w:rPr>
-        <w:t xml:space="preserve">What changed in v1.6.</w:t>
-      </w:r>
-      <w:r>
-        <w:t xml:space="preserve"> </w:t>
-      </w:r>
-      <w:r>
-        <w:t xml:space="preserve">No requirement changed status. What changed is the evidence behind several of them, after the users were rebuilt as named people and the approval authority was settled. Corrected: the harness went from 23 checks to 25;</w:t>
-      </w:r>
-      <w:r>
-        <w:t xml:space="preserve"> </w:t>
-      </w:r>
-      <w:r>
-        <w:rPr>
-          <w:rStyle w:val="VerbatimChar"/>
-        </w:rPr>
-        <w:t xml:space="preserve">MSCAST Director</w:t>
-      </w:r>
-      <w:r>
-        <w:t xml:space="preserve"> </w:t>
-      </w:r>
-      <w:r>
-        <w:t xml:space="preserve">is the</w:t>
-      </w:r>
-      <w:r>
-        <w:t xml:space="preserve"> </w:t>
-      </w:r>
-      <w:r>
-        <w:rPr>
-          <w:bCs/>
-          <w:b/>
-        </w:rPr>
-        <w:t xml:space="preserve">approving</w:t>
-      </w:r>
-      <w:r>
-        <w:t xml:space="preserve"> </w:t>
-      </w:r>
-      <w:r>
-        <w:t xml:space="preserve">role, not a read-only one; BRM certification and purchase-order approval sit with a director, not the Purchase Manager; the drawing register is driven by a workflow rather than a status field; and the counts in the</w:t>
-      </w:r>
-      <w:r>
-        <w:t xml:space="preserve"> </w:t>
-      </w:r>
-      <w:r>
-        <w:t xml:space="preserve">“</w:t>
-      </w:r>
-      <w:r>
-        <w:t xml:space="preserve">built beyond</w:t>
-      </w:r>
-      <w:r>
-        <w:t xml:space="preserve">”</w:t>
-      </w:r>
-      <w:r>
-        <w:t xml:space="preserve"> </w:t>
-      </w:r>
-      <w:r>
-        <w:t xml:space="preserve">table were all understated. The Gemini automation listed as outstanding has been built.</w:t>
+        <w:t xml:space="preserve">Live POC https://mscast.carobar.net (MSCAST staff trying it with their own logins) and DEV https://mscastdev.carobar.net (full demo cast; the evidence below is its demo data).</w:t>
       </w:r>
     </w:p>
     <w:bookmarkStart w:id="20" w:name="coverage"/>
@@ -559,603 +166,48 @@
         <w:t xml:space="preserve">Coverage</w:t>
       </w:r>
     </w:p>
-    <w:tbl>
-      <w:tblPr>
-        <w:tblStyle w:val="Table"/>
-        <w:tblW w:type="auto" w:w="0"/>
-        <w:tblLook w:firstRow="1" w:lastRow="0" w:firstColumn="0" w:lastColumn="0" w:noHBand="0" w:noVBand="0" w:val="0020"/>
-        <w:jc w:val="start"/>
-      </w:tblPr>
-      <w:tblGrid>
-        <w:gridCol w:w="1320"/>
-        <w:gridCol w:w="1320"/>
-        <w:gridCol w:w="1320"/>
-        <w:gridCol w:w="1320"/>
-        <w:gridCol w:w="1320"/>
-        <w:gridCol w:w="1320"/>
-      </w:tblGrid>
-      <w:tr>
-        <w:trPr>
-          <w:tblHeader w:val="true"/>
-        </w:trPr>
-        <w:tc>
-          <w:tcPr/>
-          <w:p>
-            <w:pPr>
-              <w:pStyle w:val="Compact"/>
-              <w:jc w:val="left"/>
-            </w:pPr>
-            <w:r>
-              <w:t xml:space="preserve">POC status</w:t>
-            </w:r>
-          </w:p>
-        </w:tc>
-        <w:tc>
-          <w:tcPr/>
-          <w:p>
-            <w:pPr>
-              <w:pStyle w:val="Compact"/>
-              <w:jc w:val="right"/>
-            </w:pPr>
-            <w:r>
-              <w:t xml:space="preserve">v1.3</w:t>
-            </w:r>
-          </w:p>
-        </w:tc>
-        <w:tc>
-          <w:tcPr/>
-          <w:p>
-            <w:pPr>
-              <w:pStyle w:val="Compact"/>
-              <w:jc w:val="right"/>
-            </w:pPr>
-            <w:r>
-              <w:t xml:space="preserve">v1.4</w:t>
-            </w:r>
-          </w:p>
-        </w:tc>
-        <w:tc>
-          <w:tcPr/>
-          <w:p>
-            <w:pPr>
-              <w:pStyle w:val="Compact"/>
-              <w:jc w:val="right"/>
-            </w:pPr>
-            <w:r>
-              <w:t xml:space="preserve">v1.5</w:t>
-            </w:r>
-          </w:p>
-        </w:tc>
-        <w:tc>
-          <w:tcPr/>
-          <w:p>
-            <w:pPr>
-              <w:pStyle w:val="Compact"/>
-              <w:jc w:val="right"/>
-            </w:pPr>
-            <w:r>
-              <w:t xml:space="preserve">v1.6</w:t>
-            </w:r>
-          </w:p>
-        </w:tc>
-        <w:tc>
-          <w:tcPr/>
-          <w:p>
-            <w:pPr>
-              <w:pStyle w:val="Compact"/>
-              <w:jc w:val="right"/>
-            </w:pPr>
-            <w:r>
-              <w:t xml:space="preserve">v1.7</w:t>
-            </w:r>
-          </w:p>
-        </w:tc>
-      </w:tr>
-      <w:tr>
-        <w:tc>
-          <w:tcPr/>
-          <w:p>
-            <w:pPr>
-              <w:pStyle w:val="Compact"/>
-              <w:jc w:val="left"/>
-            </w:pPr>
-            <w:r>
-              <w:t xml:space="preserve">Live in POC</w:t>
-            </w:r>
-          </w:p>
-        </w:tc>
-        <w:tc>
-          <w:tcPr/>
-          <w:p>
-            <w:pPr>
-              <w:pStyle w:val="Compact"/>
-              <w:jc w:val="right"/>
-            </w:pPr>
-            <w:r>
-              <w:t xml:space="preserve">53</w:t>
-            </w:r>
-          </w:p>
-        </w:tc>
-        <w:tc>
-          <w:tcPr/>
-          <w:p>
-            <w:pPr>
-              <w:pStyle w:val="Compact"/>
-              <w:jc w:val="right"/>
-            </w:pPr>
-            <w:r>
-              <w:t xml:space="preserve">88</w:t>
-            </w:r>
-          </w:p>
-        </w:tc>
-        <w:tc>
-          <w:tcPr/>
-          <w:p>
-            <w:pPr>
-              <w:pStyle w:val="Compact"/>
-              <w:jc w:val="right"/>
-            </w:pPr>
-            <w:r>
-              <w:t xml:space="preserve">97</w:t>
-            </w:r>
-          </w:p>
-        </w:tc>
-        <w:tc>
-          <w:tcPr/>
-          <w:p>
-            <w:pPr>
-              <w:pStyle w:val="Compact"/>
-              <w:jc w:val="right"/>
-            </w:pPr>
-            <w:r>
-              <w:t xml:space="preserve">97</w:t>
-            </w:r>
-          </w:p>
-        </w:tc>
-        <w:tc>
-          <w:tcPr/>
-          <w:p>
-            <w:pPr>
-              <w:pStyle w:val="Compact"/>
-              <w:jc w:val="right"/>
-            </w:pPr>
-            <w:r>
-              <w:rPr>
-                <w:bCs/>
-                <w:b/>
-              </w:rPr>
-              <w:t xml:space="preserve">97</w:t>
-            </w:r>
-          </w:p>
-        </w:tc>
-      </w:tr>
-      <w:tr>
-        <w:tc>
-          <w:tcPr/>
-          <w:p>
-            <w:pPr>
-              <w:pStyle w:val="Compact"/>
-              <w:jc w:val="left"/>
-            </w:pPr>
-            <w:r>
-              <w:t xml:space="preserve">Partly in POC</w:t>
-            </w:r>
-          </w:p>
-        </w:tc>
-        <w:tc>
-          <w:tcPr/>
-          <w:p>
-            <w:pPr>
-              <w:pStyle w:val="Compact"/>
-              <w:jc w:val="right"/>
-            </w:pPr>
-            <w:r>
-              <w:t xml:space="preserve">20</w:t>
-            </w:r>
-          </w:p>
-        </w:tc>
-        <w:tc>
-          <w:tcPr/>
-          <w:p>
-            <w:pPr>
-              <w:pStyle w:val="Compact"/>
-              <w:jc w:val="right"/>
-            </w:pPr>
-            <w:r>
-              <w:t xml:space="preserve">3</w:t>
-            </w:r>
-          </w:p>
-        </w:tc>
-        <w:tc>
-          <w:tcPr/>
-          <w:p>
-            <w:pPr>
-              <w:pStyle w:val="Compact"/>
-              <w:jc w:val="right"/>
-            </w:pPr>
-            <w:r>
-              <w:t xml:space="preserve">0</w:t>
-            </w:r>
-          </w:p>
-        </w:tc>
-        <w:tc>
-          <w:tcPr/>
-          <w:p>
-            <w:pPr>
-              <w:pStyle w:val="Compact"/>
-              <w:jc w:val="right"/>
-            </w:pPr>
-            <w:r>
-              <w:t xml:space="preserve">0</w:t>
-            </w:r>
-          </w:p>
-        </w:tc>
-        <w:tc>
-          <w:tcPr/>
-          <w:p>
-            <w:pPr>
-              <w:pStyle w:val="Compact"/>
-              <w:jc w:val="right"/>
-            </w:pPr>
-            <w:r>
-              <w:rPr>
-                <w:bCs/>
-                <w:b/>
-              </w:rPr>
-              <w:t xml:space="preserve">0</w:t>
-            </w:r>
-          </w:p>
-        </w:tc>
-      </w:tr>
-      <w:tr>
-        <w:tc>
-          <w:tcPr/>
-          <w:p>
-            <w:pPr>
-              <w:pStyle w:val="Compact"/>
-              <w:jc w:val="left"/>
-            </w:pPr>
-            <w:r>
-              <w:t xml:space="preserve">Available (standard, not demoed)</w:t>
-            </w:r>
-          </w:p>
-        </w:tc>
-        <w:tc>
-          <w:tcPr/>
-          <w:p>
-            <w:pPr>
-              <w:pStyle w:val="Compact"/>
-              <w:jc w:val="right"/>
-            </w:pPr>
-            <w:r>
-              <w:t xml:space="preserve">11</w:t>
-            </w:r>
-          </w:p>
-        </w:tc>
-        <w:tc>
-          <w:tcPr/>
-          <w:p>
-            <w:pPr>
-              <w:pStyle w:val="Compact"/>
-              <w:jc w:val="right"/>
-            </w:pPr>
-            <w:r>
-              <w:t xml:space="preserve">1</w:t>
-            </w:r>
-          </w:p>
-        </w:tc>
-        <w:tc>
-          <w:tcPr/>
-          <w:p>
-            <w:pPr>
-              <w:pStyle w:val="Compact"/>
-              <w:jc w:val="right"/>
-            </w:pPr>
-            <w:r>
-              <w:t xml:space="preserve">0</w:t>
-            </w:r>
-          </w:p>
-        </w:tc>
-        <w:tc>
-          <w:tcPr/>
-          <w:p>
-            <w:pPr>
-              <w:pStyle w:val="Compact"/>
-              <w:jc w:val="right"/>
-            </w:pPr>
-            <w:r>
-              <w:t xml:space="preserve">0</w:t>
-            </w:r>
-          </w:p>
-        </w:tc>
-        <w:tc>
-          <w:tcPr/>
-          <w:p>
-            <w:pPr>
-              <w:pStyle w:val="Compact"/>
-              <w:jc w:val="right"/>
-            </w:pPr>
-            <w:r>
-              <w:rPr>
-                <w:bCs/>
-                <w:b/>
-              </w:rPr>
-              <w:t xml:space="preserve">0</w:t>
-            </w:r>
-          </w:p>
-        </w:tc>
-      </w:tr>
-      <w:tr>
-        <w:tc>
-          <w:tcPr/>
-          <w:p>
-            <w:pPr>
-              <w:pStyle w:val="Compact"/>
-              <w:jc w:val="left"/>
-            </w:pPr>
-            <w:r>
-              <w:t xml:space="preserve">Not in POC</w:t>
-            </w:r>
-          </w:p>
-        </w:tc>
-        <w:tc>
-          <w:tcPr/>
-          <w:p>
-            <w:pPr>
-              <w:pStyle w:val="Compact"/>
-              <w:jc w:val="right"/>
-            </w:pPr>
-            <w:r>
-              <w:t xml:space="preserve">10</w:t>
-            </w:r>
-          </w:p>
-        </w:tc>
-        <w:tc>
-          <w:tcPr/>
-          <w:p>
-            <w:pPr>
-              <w:pStyle w:val="Compact"/>
-              <w:jc w:val="right"/>
-            </w:pPr>
-            <w:r>
-              <w:t xml:space="preserve">2</w:t>
-            </w:r>
-          </w:p>
-        </w:tc>
-        <w:tc>
-          <w:tcPr/>
-          <w:p>
-            <w:pPr>
-              <w:pStyle w:val="Compact"/>
-              <w:jc w:val="right"/>
-            </w:pPr>
-            <w:r>
-              <w:t xml:space="preserve">0</w:t>
-            </w:r>
-          </w:p>
-        </w:tc>
-        <w:tc>
-          <w:tcPr/>
-          <w:p>
-            <w:pPr>
-              <w:pStyle w:val="Compact"/>
-              <w:jc w:val="right"/>
-            </w:pPr>
-            <w:r>
-              <w:t xml:space="preserve">0</w:t>
-            </w:r>
-          </w:p>
-        </w:tc>
-        <w:tc>
-          <w:tcPr/>
-          <w:p>
-            <w:pPr>
-              <w:pStyle w:val="Compact"/>
-              <w:jc w:val="right"/>
-            </w:pPr>
-            <w:r>
-              <w:rPr>
-                <w:bCs/>
-                <w:b/>
-              </w:rPr>
-              <w:t xml:space="preserve">0</w:t>
-            </w:r>
-          </w:p>
-        </w:tc>
-      </w:tr>
-      <w:tr>
-        <w:tc>
-          <w:tcPr/>
-          <w:p>
-            <w:pPr>
-              <w:pStyle w:val="Compact"/>
-              <w:jc w:val="left"/>
-            </w:pPr>
-            <w:r>
-              <w:t xml:space="preserve">Out of POC scope</w:t>
-            </w:r>
-          </w:p>
-        </w:tc>
-        <w:tc>
-          <w:tcPr/>
-          <w:p>
-            <w:pPr>
-              <w:pStyle w:val="Compact"/>
-              <w:jc w:val="right"/>
-            </w:pPr>
-            <w:r>
-              <w:t xml:space="preserve">3</w:t>
-            </w:r>
-          </w:p>
-        </w:tc>
-        <w:tc>
-          <w:tcPr/>
-          <w:p>
-            <w:pPr>
-              <w:pStyle w:val="Compact"/>
-              <w:jc w:val="right"/>
-            </w:pPr>
-            <w:r>
-              <w:t xml:space="preserve">3</w:t>
-            </w:r>
-          </w:p>
-        </w:tc>
-        <w:tc>
-          <w:tcPr/>
-          <w:p>
-            <w:pPr>
-              <w:pStyle w:val="Compact"/>
-              <w:jc w:val="right"/>
-            </w:pPr>
-            <w:r>
-              <w:t xml:space="preserve">0</w:t>
-            </w:r>
-          </w:p>
-        </w:tc>
-        <w:tc>
-          <w:tcPr/>
-          <w:p>
-            <w:pPr>
-              <w:pStyle w:val="Compact"/>
-              <w:jc w:val="right"/>
-            </w:pPr>
-            <w:r>
-              <w:t xml:space="preserve">0</w:t>
-            </w:r>
-          </w:p>
-        </w:tc>
-        <w:tc>
-          <w:tcPr/>
-          <w:p>
-            <w:pPr>
-              <w:pStyle w:val="Compact"/>
-              <w:jc w:val="right"/>
-            </w:pPr>
-            <w:r>
-              <w:rPr>
-                <w:bCs/>
-                <w:b/>
-              </w:rPr>
-              <w:t xml:space="preserve">0</w:t>
-            </w:r>
-          </w:p>
-        </w:tc>
-      </w:tr>
-      <w:tr>
-        <w:tc>
-          <w:tcPr/>
-          <w:p>
-            <w:pPr>
-              <w:pStyle w:val="Compact"/>
-              <w:jc w:val="left"/>
-            </w:pPr>
-            <w:r>
-              <w:rPr>
-                <w:bCs/>
-                <w:b/>
-              </w:rPr>
-              <w:t xml:space="preserve">Total</w:t>
-            </w:r>
-          </w:p>
-        </w:tc>
-        <w:tc>
-          <w:tcPr/>
-          <w:p>
-            <w:pPr>
-              <w:pStyle w:val="Compact"/>
-              <w:jc w:val="right"/>
-            </w:pPr>
-            <w:r>
-              <w:rPr>
-                <w:bCs/>
-                <w:b/>
-              </w:rPr>
-              <w:t xml:space="preserve">97</w:t>
-            </w:r>
-          </w:p>
-        </w:tc>
-        <w:tc>
-          <w:tcPr/>
-          <w:p>
-            <w:pPr>
-              <w:pStyle w:val="Compact"/>
-              <w:jc w:val="right"/>
-            </w:pPr>
-            <w:r>
-              <w:rPr>
-                <w:bCs/>
-                <w:b/>
-              </w:rPr>
-              <w:t xml:space="preserve">97</w:t>
-            </w:r>
-          </w:p>
-        </w:tc>
-        <w:tc>
-          <w:tcPr/>
-          <w:p>
-            <w:pPr>
-              <w:pStyle w:val="Compact"/>
-              <w:jc w:val="right"/>
-            </w:pPr>
-            <w:r>
-              <w:rPr>
-                <w:bCs/>
-                <w:b/>
-              </w:rPr>
-              <w:t xml:space="preserve">97</w:t>
-            </w:r>
-          </w:p>
-        </w:tc>
-        <w:tc>
-          <w:tcPr/>
-          <w:p>
-            <w:pPr>
-              <w:pStyle w:val="Compact"/>
-              <w:jc w:val="right"/>
-            </w:pPr>
-            <w:r>
-              <w:rPr>
-                <w:bCs/>
-                <w:b/>
-              </w:rPr>
-              <w:t xml:space="preserve">97</w:t>
-            </w:r>
-          </w:p>
-        </w:tc>
-        <w:tc>
-          <w:tcPr/>
-          <w:p>
-            <w:pPr>
-              <w:pStyle w:val="Compact"/>
-              <w:jc w:val="right"/>
-            </w:pPr>
-            <w:r>
-              <w:rPr>
-                <w:bCs/>
-                <w:b/>
-              </w:rPr>
-              <w:t xml:space="preserve">97</w:t>
-            </w:r>
-          </w:p>
-        </w:tc>
-      </w:tr>
-    </w:tbl>
     <w:p>
       <w:pPr>
-        <w:pStyle w:val="BodyText"/>
+        <w:numPr>
+          <w:ilvl w:val="0"/>
+          <w:numId w:val="1002"/>
+        </w:numPr>
+        <w:pStyle w:val="Compact"/>
       </w:pPr>
       <w:r>
         <w:rPr>
           <w:bCs/>
           <w:b/>
         </w:rPr>
-        <w:t xml:space="preserve">All 97 requirements are live.</w:t>
+        <w:t xml:space="preserve">All 97 requirements are live in the POC.</w:t>
       </w:r>
       <w:r>
         <w:t xml:space="preserve"> </w:t>
       </w:r>
       <w:r>
-        <w:t xml:space="preserve">Six rest on assumptions that MSCAST or the CA should confirm — each is stated in the evidence column and in the voucher narrations inside the system. All six remain open.</w:t>
+        <w:t xml:space="preserve">0 partly live, 0 not in the POC, 0 out of scope.</w:t>
+      </w:r>
+    </w:p>
+    <w:p>
+      <w:pPr>
+        <w:numPr>
+          <w:ilvl w:val="0"/>
+          <w:numId w:val="1002"/>
+        </w:numPr>
+        <w:pStyle w:val="Compact"/>
+      </w:pPr>
+      <w:r>
+        <w:rPr>
+          <w:bCs/>
+          <w:b/>
+        </w:rPr>
+        <w:t xml:space="preserve">Six rest on assumptions</w:t>
+      </w:r>
+      <w:r>
+        <w:t xml:space="preserve"> </w:t>
+      </w:r>
+      <w:r>
+        <w:t xml:space="preserve">that MSCAST or the CA must confirm (table below). Each assumption is also written into the evidence column and into the narration of the affected vouchers in the system. If an answer differs, the change is small and local.</w:t>
       </w:r>
     </w:p>
     <w:bookmarkEnd w:id="20"/>
@@ -1176,9 +228,9 @@
         <w:jc w:val="start"/>
       </w:tblPr>
       <w:tblGrid>
-        <w:gridCol w:w="2640"/>
-        <w:gridCol w:w="2640"/>
-        <w:gridCol w:w="2640"/>
+        <w:gridCol w:w="1346"/>
+        <w:gridCol w:w="4593"/>
+        <w:gridCol w:w="1980"/>
       </w:tblGrid>
       <w:tr>
         <w:trPr>
@@ -1444,7 +496,7 @@
               <w:jc w:val="left"/>
             </w:pPr>
             <w:r>
-              <w:t xml:space="preserve">Biometric device pushes punches to the standard checkin endpoint</w:t>
+              <w:t xml:space="preserve">Biometric device pushes punches to the standard checkin endpoint; a real ESSL/Matrix/ZKTeco controller posts to the same endpoint, so nothing downstream changes</w:t>
             </w:r>
           </w:p>
         </w:tc>
@@ -1463,1685 +515,20 @@
       </w:tr>
     </w:tbl>
     <w:bookmarkEnd w:id="21"/>
-    <w:bookmarkStart w:id="23" w:name="test-harness-result-21-sep-2026"/>
+    <w:bookmarkStart w:id="22" w:name="build-checks"/>
     <w:p>
       <w:pPr>
         <w:pStyle w:val="Heading2"/>
       </w:pPr>
       <w:r>
-        <w:t xml:space="preserve">Test harness result (21 Sep 2026)</w:t>
-      </w:r>
-    </w:p>
-    <w:tbl>
-      <w:tblPr>
-        <w:tblStyle w:val="Table"/>
-        <w:tblW w:type="pct" w:w="5000"/>
-        <w:tblLook w:firstRow="1" w:lastRow="0" w:firstColumn="0" w:lastColumn="0" w:noHBand="0" w:noVBand="0" w:val="0020"/>
-        <w:jc w:val="start"/>
-      </w:tblPr>
-      <w:tblGrid>
-        <w:gridCol w:w="2640"/>
-        <w:gridCol w:w="2640"/>
-        <w:gridCol w:w="2640"/>
-      </w:tblGrid>
-      <w:tr>
-        <w:trPr>
-          <w:tblHeader w:val="true"/>
-        </w:trPr>
-        <w:tc>
-          <w:tcPr/>
-          <w:p>
-            <w:pPr>
-              <w:pStyle w:val="Compact"/>
-              <w:jc w:val="left"/>
-            </w:pPr>
-            <w:r>
-              <w:t xml:space="preserve">Check</w:t>
-            </w:r>
-          </w:p>
-        </w:tc>
-        <w:tc>
-          <w:tcPr/>
-          <w:p>
-            <w:pPr>
-              <w:pStyle w:val="Compact"/>
-              <w:jc w:val="left"/>
-            </w:pPr>
-            <w:r>
-              <w:t xml:space="preserve">Area</w:t>
-            </w:r>
-          </w:p>
-        </w:tc>
-        <w:tc>
-          <w:tcPr/>
-          <w:p>
-            <w:pPr>
-              <w:pStyle w:val="Compact"/>
-              <w:jc w:val="left"/>
-            </w:pPr>
-            <w:r>
-              <w:t xml:space="preserve">Result</w:t>
-            </w:r>
-          </w:p>
-        </w:tc>
-      </w:tr>
-      <w:tr>
-        <w:tc>
-          <w:tcPr/>
-          <w:p>
-            <w:pPr>
-              <w:pStyle w:val="Compact"/>
-              <w:jc w:val="left"/>
-            </w:pPr>
-            <w:r>
-              <w:t xml:space="preserve">T1</w:t>
-            </w:r>
-          </w:p>
-        </w:tc>
-        <w:tc>
-          <w:tcPr/>
-          <w:p>
-            <w:pPr>
-              <w:pStyle w:val="Compact"/>
-              <w:jc w:val="left"/>
-            </w:pPr>
-            <w:r>
-              <w:t xml:space="preserve">reports</w:t>
-            </w:r>
-          </w:p>
-        </w:tc>
-        <w:tc>
-          <w:tcPr/>
-          <w:p>
-            <w:pPr>
-              <w:pStyle w:val="Compact"/>
-              <w:jc w:val="left"/>
-            </w:pPr>
-            <w:r>
-              <w:t xml:space="preserve">326 SQL literal comparisons validated against the fields’ real Select options - 0 mismatched</w:t>
-            </w:r>
-          </w:p>
-        </w:tc>
-      </w:tr>
-      <w:tr>
-        <w:tc>
-          <w:tcPr/>
-          <w:p>
-            <w:pPr>
-              <w:pStyle w:val="Compact"/>
-              <w:jc w:val="left"/>
-            </w:pPr>
-            <w:r>
-              <w:rPr>
-                <w:bCs/>
-                <w:b/>
-              </w:rPr>
-              <w:t xml:space="preserve">T1b</w:t>
-            </w:r>
-          </w:p>
-        </w:tc>
-        <w:tc>
-          <w:tcPr/>
-          <w:p>
-            <w:pPr>
-              <w:pStyle w:val="Compact"/>
-              <w:jc w:val="left"/>
-            </w:pPr>
-            <w:r>
-              <w:t xml:space="preserve">reports</w:t>
-            </w:r>
-          </w:p>
-        </w:tc>
-        <w:tc>
-          <w:tcPr/>
-          <w:p>
-            <w:pPr>
-              <w:pStyle w:val="Compact"/>
-              <w:jc w:val="left"/>
-            </w:pPr>
-            <w:r>
-              <w:rPr>
-                <w:bCs/>
-                <w:b/>
-              </w:rPr>
-              <w:t xml:space="preserve">server-script literals match the fields’ real Select options</w:t>
-            </w:r>
-            <w:r>
-              <w:t xml:space="preserve"> </w:t>
-            </w:r>
-            <w:r>
-              <w:t xml:space="preserve">- the home page’s counts</w:t>
-            </w:r>
-          </w:p>
-        </w:tc>
-      </w:tr>
-      <w:tr>
-        <w:tc>
-          <w:tcPr/>
-          <w:p>
-            <w:pPr>
-              <w:pStyle w:val="Compact"/>
-              <w:jc w:val="left"/>
-            </w:pPr>
-            <w:r>
-              <w:rPr>
-                <w:bCs/>
-                <w:b/>
-              </w:rPr>
-              <w:t xml:space="preserve">T1c</w:t>
-            </w:r>
-          </w:p>
-        </w:tc>
-        <w:tc>
-          <w:tcPr/>
-          <w:p>
-            <w:pPr>
-              <w:pStyle w:val="Compact"/>
-              <w:jc w:val="left"/>
-            </w:pPr>
-            <w:r>
-              <w:t xml:space="preserve">reports</w:t>
-            </w:r>
-          </w:p>
-        </w:tc>
-        <w:tc>
-          <w:tcPr/>
-          <w:p>
-            <w:pPr>
-              <w:pStyle w:val="Compact"/>
-              <w:jc w:val="left"/>
-            </w:pPr>
-            <w:r>
-              <w:rPr>
-                <w:bCs/>
-                <w:b/>
-              </w:rPr>
-              <w:t xml:space="preserve">server scripts are enabled on this bench</w:t>
-            </w:r>
-            <w:r>
-              <w:t xml:space="preserve"> </w:t>
-            </w:r>
-            <w:r>
-              <w:t xml:space="preserve">- a restore does not carry the switch</w:t>
-            </w:r>
-          </w:p>
-        </w:tc>
-      </w:tr>
-      <w:tr>
-        <w:tc>
-          <w:tcPr/>
-          <w:p>
-            <w:pPr>
-              <w:pStyle w:val="Compact"/>
-              <w:jc w:val="left"/>
-            </w:pPr>
-            <w:r>
-              <w:t xml:space="preserve">T2</w:t>
-            </w:r>
-          </w:p>
-        </w:tc>
-        <w:tc>
-          <w:tcPr/>
-          <w:p>
-            <w:pPr>
-              <w:pStyle w:val="Compact"/>
-              <w:jc w:val="left"/>
-            </w:pPr>
-            <w:r>
-              <w:t xml:space="preserve">reports</w:t>
-            </w:r>
-          </w:p>
-        </w:tc>
-        <w:tc>
-          <w:tcPr/>
-          <w:p>
-            <w:pPr>
-              <w:pStyle w:val="Compact"/>
-              <w:jc w:val="left"/>
-            </w:pPr>
-            <w:r>
-              <w:t xml:space="preserve">every custom report executes</w:t>
-            </w:r>
-            <w:r>
-              <w:t xml:space="preserve"> </w:t>
-            </w:r>
-            <w:r>
-              <w:rPr>
-                <w:bCs/>
-                <w:b/>
-              </w:rPr>
-              <w:t xml:space="preserve">the way the desk runs it</w:t>
-            </w:r>
-            <w:r>
-              <w:t xml:space="preserve"> </w:t>
-            </w:r>
-            <w:r>
-              <w:t xml:space="preserve">(with a filters dict) - 0 failures</w:t>
-            </w:r>
-          </w:p>
-        </w:tc>
-      </w:tr>
-      <w:tr>
-        <w:tc>
-          <w:tcPr/>
-          <w:p>
-            <w:pPr>
-              <w:pStyle w:val="Compact"/>
-              <w:jc w:val="left"/>
-            </w:pPr>
-            <w:r>
-              <w:rPr>
-                <w:bCs/>
-                <w:b/>
-              </w:rPr>
-              <w:t xml:space="preserve">T2b</w:t>
-            </w:r>
-          </w:p>
-        </w:tc>
-        <w:tc>
-          <w:tcPr/>
-          <w:p>
-            <w:pPr>
-              <w:pStyle w:val="Compact"/>
-              <w:jc w:val="left"/>
-            </w:pPr>
-            <w:r>
-              <w:t xml:space="preserve">reports</w:t>
-            </w:r>
-          </w:p>
-        </w:tc>
-        <w:tc>
-          <w:tcPr/>
-          <w:p>
-            <w:pPr>
-              <w:pStyle w:val="Compact"/>
-              <w:jc w:val="left"/>
-            </w:pPr>
-            <w:r>
-              <w:rPr>
-                <w:bCs/>
-                <w:b/>
-              </w:rPr>
-              <w:t xml:space="preserve">report names are safe in a URL, and each report opens for the people who need it</w:t>
-            </w:r>
-            <w:r>
-              <w:t xml:space="preserve">, run as those users</w:t>
-            </w:r>
-          </w:p>
-        </w:tc>
-      </w:tr>
-      <w:tr>
-        <w:tc>
-          <w:tcPr/>
-          <w:p>
-            <w:pPr>
-              <w:pStyle w:val="Compact"/>
-              <w:jc w:val="left"/>
-            </w:pPr>
-            <w:r>
-              <w:t xml:space="preserve">T3</w:t>
-            </w:r>
-          </w:p>
-        </w:tc>
-        <w:tc>
-          <w:tcPr/>
-          <w:p>
-            <w:pPr>
-              <w:pStyle w:val="Compact"/>
-              <w:jc w:val="left"/>
-            </w:pPr>
-            <w:r>
-              <w:t xml:space="preserve">reports</w:t>
-            </w:r>
-          </w:p>
-        </w:tc>
-        <w:tc>
-          <w:tcPr/>
-          <w:p>
-            <w:pPr>
-              <w:pStyle w:val="Compact"/>
-              <w:jc w:val="left"/>
-            </w:pPr>
-            <w:r>
-              <w:t xml:space="preserve">no report uses the container’s UTC date</w:t>
-            </w:r>
-          </w:p>
-        </w:tc>
-      </w:tr>
-      <w:tr>
-        <w:tc>
-          <w:tcPr/>
-          <w:p>
-            <w:pPr>
-              <w:pStyle w:val="Compact"/>
-              <w:jc w:val="left"/>
-            </w:pPr>
-            <w:r>
-              <w:t xml:space="preserve">T4</w:t>
-            </w:r>
-          </w:p>
-        </w:tc>
-        <w:tc>
-          <w:tcPr/>
-          <w:p>
-            <w:pPr>
-              <w:pStyle w:val="Compact"/>
-              <w:jc w:val="left"/>
-            </w:pPr>
-            <w:r>
-              <w:t xml:space="preserve">prints</w:t>
-            </w:r>
-          </w:p>
-        </w:tc>
-        <w:tc>
-          <w:tcPr/>
-          <w:p>
-            <w:pPr>
-              <w:pStyle w:val="Compact"/>
-              <w:jc w:val="left"/>
-            </w:pPr>
-            <w:r>
-              <w:t xml:space="preserve">15 custom print formats render - 0 problems</w:t>
-            </w:r>
-          </w:p>
-        </w:tc>
-      </w:tr>
-      <w:tr>
-        <w:tc>
-          <w:tcPr/>
-          <w:p>
-            <w:pPr>
-              <w:pStyle w:val="Compact"/>
-              <w:jc w:val="left"/>
-            </w:pPr>
-            <w:r>
-              <w:t xml:space="preserve">T4b</w:t>
-            </w:r>
-          </w:p>
-        </w:tc>
-        <w:tc>
-          <w:tcPr/>
-          <w:p>
-            <w:pPr>
-              <w:pStyle w:val="Compact"/>
-              <w:jc w:val="left"/>
-            </w:pPr>
-            <w:r>
-              <w:t xml:space="preserve">prints</w:t>
-            </w:r>
-          </w:p>
-        </w:tc>
-        <w:tc>
-          <w:tcPr/>
-          <w:p>
-            <w:pPr>
-              <w:pStyle w:val="Compact"/>
-              <w:jc w:val="left"/>
-            </w:pPr>
-            <w:r>
-              <w:t xml:space="preserve">demonstration site: every print watermarked; any other site: none</w:t>
-            </w:r>
-          </w:p>
-        </w:tc>
-      </w:tr>
-      <w:tr>
-        <w:tc>
-          <w:tcPr/>
-          <w:p>
-            <w:pPr>
-              <w:pStyle w:val="Compact"/>
-              <w:jc w:val="left"/>
-            </w:pPr>
-            <w:r>
-              <w:t xml:space="preserve">T5a</w:t>
-            </w:r>
-          </w:p>
-        </w:tc>
-        <w:tc>
-          <w:tcPr/>
-          <w:p>
-            <w:pPr>
-              <w:pStyle w:val="Compact"/>
-              <w:jc w:val="left"/>
-            </w:pPr>
-            <w:r>
-              <w:t xml:space="preserve">ledger</w:t>
-            </w:r>
-          </w:p>
-        </w:tc>
-        <w:tc>
-          <w:tcPr/>
-          <w:p>
-            <w:pPr>
-              <w:pStyle w:val="Compact"/>
-              <w:jc w:val="left"/>
-            </w:pPr>
-            <w:r>
-              <w:t xml:space="preserve">trial balance nets to zero</w:t>
-            </w:r>
-          </w:p>
-        </w:tc>
-      </w:tr>
-      <w:tr>
-        <w:tc>
-          <w:tcPr/>
-          <w:p>
-            <w:pPr>
-              <w:pStyle w:val="Compact"/>
-              <w:jc w:val="left"/>
-            </w:pPr>
-            <w:r>
-              <w:t xml:space="preserve">T5b</w:t>
-            </w:r>
-          </w:p>
-        </w:tc>
-        <w:tc>
-          <w:tcPr/>
-          <w:p>
-            <w:pPr>
-              <w:pStyle w:val="Compact"/>
-              <w:jc w:val="left"/>
-            </w:pPr>
-            <w:r>
-              <w:t xml:space="preserve">ledger</w:t>
-            </w:r>
-          </w:p>
-        </w:tc>
-        <w:tc>
-          <w:tcPr/>
-          <w:p>
-            <w:pPr>
-              <w:pStyle w:val="Compact"/>
-              <w:jc w:val="left"/>
-            </w:pPr>
-            <w:r>
-              <w:t xml:space="preserve">Schedule III balance sheet balances to the rupee</w:t>
-            </w:r>
-          </w:p>
-        </w:tc>
-      </w:tr>
-      <w:tr>
-        <w:tc>
-          <w:tcPr/>
-          <w:p>
-            <w:pPr>
-              <w:pStyle w:val="Compact"/>
-              <w:jc w:val="left"/>
-            </w:pPr>
-            <w:r>
-              <w:t xml:space="preserve">T5c</w:t>
-            </w:r>
-          </w:p>
-        </w:tc>
-        <w:tc>
-          <w:tcPr/>
-          <w:p>
-            <w:pPr>
-              <w:pStyle w:val="Compact"/>
-              <w:jc w:val="left"/>
-            </w:pPr>
-            <w:r>
-              <w:t xml:space="preserve">ledger</w:t>
-            </w:r>
-          </w:p>
-        </w:tc>
-        <w:tc>
-          <w:tcPr/>
-          <w:p>
-            <w:pPr>
-              <w:pStyle w:val="Compact"/>
-              <w:jc w:val="left"/>
-            </w:pPr>
-            <w:r>
-              <w:t xml:space="preserve">P&amp;L profit ties to the ledger surplus</w:t>
-            </w:r>
-          </w:p>
-        </w:tc>
-      </w:tr>
-      <w:tr>
-        <w:tc>
-          <w:tcPr/>
-          <w:p>
-            <w:pPr>
-              <w:pStyle w:val="Compact"/>
-              <w:jc w:val="left"/>
-            </w:pPr>
-            <w:r>
-              <w:t xml:space="preserve">T5d</w:t>
-            </w:r>
-          </w:p>
-        </w:tc>
-        <w:tc>
-          <w:tcPr/>
-          <w:p>
-            <w:pPr>
-              <w:pStyle w:val="Compact"/>
-              <w:jc w:val="left"/>
-            </w:pPr>
-            <w:r>
-              <w:t xml:space="preserve">ledger</w:t>
-            </w:r>
-          </w:p>
-        </w:tc>
-        <w:tc>
-          <w:tcPr/>
-          <w:p>
-            <w:pPr>
-              <w:pStyle w:val="Compact"/>
-              <w:jc w:val="left"/>
-            </w:pPr>
-            <w:r>
-              <w:t xml:space="preserve">no ledger entry without a cost centre</w:t>
-            </w:r>
-          </w:p>
-        </w:tc>
-      </w:tr>
-      <w:tr>
-        <w:tc>
-          <w:tcPr/>
-          <w:p>
-            <w:pPr>
-              <w:pStyle w:val="Compact"/>
-              <w:jc w:val="left"/>
-            </w:pPr>
-            <w:r>
-              <w:t xml:space="preserve">T6a</w:t>
-            </w:r>
-          </w:p>
-        </w:tc>
-        <w:tc>
-          <w:tcPr/>
-          <w:p>
-            <w:pPr>
-              <w:pStyle w:val="Compact"/>
-              <w:jc w:val="left"/>
-            </w:pPr>
-            <w:r>
-              <w:t xml:space="preserve">controls</w:t>
-            </w:r>
-          </w:p>
-        </w:tc>
-        <w:tc>
-          <w:tcPr/>
-          <w:p>
-            <w:pPr>
-              <w:pStyle w:val="Compact"/>
-              <w:jc w:val="left"/>
-            </w:pPr>
-            <w:r>
-              <w:t xml:space="preserve">BRM payment block guards every payment route — six routes attempted live on each build</w:t>
-            </w:r>
-          </w:p>
-        </w:tc>
-      </w:tr>
-      <w:tr>
-        <w:tc>
-          <w:tcPr/>
-          <w:p>
-            <w:pPr>
-              <w:pStyle w:val="Compact"/>
-              <w:jc w:val="left"/>
-            </w:pPr>
-            <w:r>
-              <w:t xml:space="preserve">T6b</w:t>
-            </w:r>
-          </w:p>
-        </w:tc>
-        <w:tc>
-          <w:tcPr/>
-          <w:p>
-            <w:pPr>
-              <w:pStyle w:val="Compact"/>
-              <w:jc w:val="left"/>
-            </w:pPr>
-            <w:r>
-              <w:t xml:space="preserve">controls</w:t>
-            </w:r>
-          </w:p>
-        </w:tc>
-        <w:tc>
-          <w:tcPr/>
-          <w:p>
-            <w:pPr>
-              <w:pStyle w:val="Compact"/>
-              <w:jc w:val="left"/>
-            </w:pPr>
-            <w:r>
-              <w:rPr>
-                <w:bCs/>
-                <w:b/>
-              </w:rPr>
-              <w:t xml:space="preserve">5 workflows</w:t>
-            </w:r>
-            <w:r>
-              <w:t xml:space="preserve"> </w:t>
-            </w:r>
-            <w:r>
-              <w:t xml:space="preserve">active and complete</w:t>
-            </w:r>
-          </w:p>
-        </w:tc>
-      </w:tr>
-      <w:tr>
-        <w:tc>
-          <w:tcPr/>
-          <w:p>
-            <w:pPr>
-              <w:pStyle w:val="Compact"/>
-              <w:jc w:val="left"/>
-            </w:pPr>
-            <w:r>
-              <w:t xml:space="preserve">T6c</w:t>
-            </w:r>
-          </w:p>
-        </w:tc>
-        <w:tc>
-          <w:tcPr/>
-          <w:p>
-            <w:pPr>
-              <w:pStyle w:val="Compact"/>
-              <w:jc w:val="left"/>
-            </w:pPr>
-            <w:r>
-              <w:t xml:space="preserve">controls</w:t>
-            </w:r>
-          </w:p>
-        </w:tc>
-        <w:tc>
-          <w:tcPr/>
-          <w:p>
-            <w:pPr>
-              <w:pStyle w:val="Compact"/>
-              <w:jc w:val="left"/>
-            </w:pPr>
-            <w:r>
-              <w:t xml:space="preserve">controls live in the application package, scripts only where intended</w:t>
-            </w:r>
-          </w:p>
-        </w:tc>
-      </w:tr>
-      <w:tr>
-        <w:tc>
-          <w:tcPr/>
-          <w:p>
-            <w:pPr>
-              <w:pStyle w:val="Compact"/>
-              <w:jc w:val="left"/>
-            </w:pPr>
-            <w:r>
-              <w:rPr>
-                <w:bCs/>
-                <w:b/>
-              </w:rPr>
-              <w:t xml:space="preserve">T6d</w:t>
-            </w:r>
-          </w:p>
-        </w:tc>
-        <w:tc>
-          <w:tcPr/>
-          <w:p>
-            <w:pPr>
-              <w:pStyle w:val="Compact"/>
-              <w:jc w:val="left"/>
-            </w:pPr>
-            <w:r>
-              <w:t xml:space="preserve">controls</w:t>
-            </w:r>
-          </w:p>
-        </w:tc>
-        <w:tc>
-          <w:tcPr/>
-          <w:p>
-            <w:pPr>
-              <w:pStyle w:val="Compact"/>
-              <w:jc w:val="left"/>
-            </w:pPr>
-            <w:r>
-              <w:rPr>
-                <w:bCs/>
-                <w:b/>
-              </w:rPr>
-              <w:t xml:space="preserve">approval authority is where the business put it</w:t>
-            </w:r>
-            <w:r>
-              <w:t xml:space="preserve"> </w:t>
-            </w:r>
-            <w:r>
-              <w:t xml:space="preserve">- 5 transitions asserted</w:t>
-            </w:r>
-          </w:p>
-        </w:tc>
-      </w:tr>
-      <w:tr>
-        <w:tc>
-          <w:tcPr/>
-          <w:p>
-            <w:pPr>
-              <w:pStyle w:val="Compact"/>
-              <w:jc w:val="left"/>
-            </w:pPr>
-            <w:r>
-              <w:rPr>
-                <w:bCs/>
-                <w:b/>
-              </w:rPr>
-              <w:t xml:space="preserve">T6e</w:t>
-            </w:r>
-          </w:p>
-        </w:tc>
-        <w:tc>
-          <w:tcPr/>
-          <w:p>
-            <w:pPr>
-              <w:pStyle w:val="Compact"/>
-              <w:jc w:val="left"/>
-            </w:pPr>
-            <w:r>
-              <w:t xml:space="preserve">controls</w:t>
-            </w:r>
-          </w:p>
-        </w:tc>
-        <w:tc>
-          <w:tcPr/>
-          <w:p>
-            <w:pPr>
-              <w:pStyle w:val="Compact"/>
-              <w:jc w:val="left"/>
-            </w:pPr>
-            <w:r>
-              <w:rPr>
-                <w:bCs/>
-                <w:b/>
-              </w:rPr>
-              <w:t xml:space="preserve">nobody can both raise and approve the same document</w:t>
-            </w:r>
-            <w:r>
-              <w:t xml:space="preserve"> </w:t>
-            </w:r>
-            <w:r>
-              <w:t xml:space="preserve">-</w:t>
-            </w:r>
-            <w:r>
-              <w:t xml:space="preserve"> </w:t>
-            </w:r>
-            <w:r>
-              <w:rPr>
-                <w:iCs/>
-                <w:i/>
-              </w:rPr>
-              <w:t xml:space="preserve">warns</w:t>
-            </w:r>
-            <w:r>
-              <w:t xml:space="preserve">, see below</w:t>
-            </w:r>
-          </w:p>
-        </w:tc>
-      </w:tr>
-      <w:tr>
-        <w:tc>
-          <w:tcPr/>
-          <w:p>
-            <w:pPr>
-              <w:pStyle w:val="Compact"/>
-              <w:jc w:val="left"/>
-            </w:pPr>
-            <w:r>
-              <w:rPr>
-                <w:bCs/>
-                <w:b/>
-              </w:rPr>
-              <w:t xml:space="preserve">T6f</w:t>
-            </w:r>
-          </w:p>
-        </w:tc>
-        <w:tc>
-          <w:tcPr/>
-          <w:p>
-            <w:pPr>
-              <w:pStyle w:val="Compact"/>
-              <w:jc w:val="left"/>
-            </w:pPr>
-            <w:r>
-              <w:t xml:space="preserve">controls</w:t>
-            </w:r>
-          </w:p>
-        </w:tc>
-        <w:tc>
-          <w:tcPr/>
-          <w:p>
-            <w:pPr>
-              <w:pStyle w:val="Compact"/>
-              <w:jc w:val="left"/>
-            </w:pPr>
-            <w:r>
-              <w:rPr>
-                <w:bCs/>
-                <w:b/>
-              </w:rPr>
-              <w:t xml:space="preserve">only administrators hold System Manager</w:t>
-            </w:r>
-            <w:r>
-              <w:t xml:space="preserve"> </w:t>
-            </w:r>
-            <w:r>
-              <w:t xml:space="preserve">- 2 holders, both expected</w:t>
-            </w:r>
-          </w:p>
-        </w:tc>
-      </w:tr>
-      <w:tr>
-        <w:tc>
-          <w:tcPr/>
-          <w:p>
-            <w:pPr>
-              <w:pStyle w:val="Compact"/>
-              <w:jc w:val="left"/>
-            </w:pPr>
-            <w:r>
-              <w:rPr>
-                <w:bCs/>
-                <w:b/>
-              </w:rPr>
-              <w:t xml:space="preserve">T6g</w:t>
-            </w:r>
-          </w:p>
-        </w:tc>
-        <w:tc>
-          <w:tcPr/>
-          <w:p>
-            <w:pPr>
-              <w:pStyle w:val="Compact"/>
-              <w:jc w:val="left"/>
-            </w:pPr>
-            <w:r>
-              <w:t xml:space="preserve">controls</w:t>
-            </w:r>
-          </w:p>
-        </w:tc>
-        <w:tc>
-          <w:tcPr/>
-          <w:p>
-            <w:pPr>
-              <w:pStyle w:val="Compact"/>
-              <w:jc w:val="left"/>
-            </w:pPr>
-            <w:r>
-              <w:rPr>
-                <w:bCs/>
-                <w:b/>
-              </w:rPr>
-              <w:t xml:space="preserve">no one person can create and then approve the same document</w:t>
-            </w:r>
-            <w:r>
-              <w:t xml:space="preserve"> </w:t>
-            </w:r>
-            <w:r>
-              <w:t xml:space="preserve">-</w:t>
-            </w:r>
-            <w:r>
-              <w:t xml:space="preserve"> </w:t>
-            </w:r>
-            <w:r>
-              <w:rPr>
-                <w:iCs/>
-                <w:i/>
-              </w:rPr>
-              <w:t xml:space="preserve">warns</w:t>
-            </w:r>
-            <w:r>
-              <w:t xml:space="preserve">, see below</w:t>
-            </w:r>
-          </w:p>
-        </w:tc>
-      </w:tr>
-      <w:tr>
-        <w:tc>
-          <w:tcPr/>
-          <w:p>
-            <w:pPr>
-              <w:pStyle w:val="Compact"/>
-              <w:jc w:val="left"/>
-            </w:pPr>
-            <w:r>
-              <w:t xml:space="preserve">T6h</w:t>
-            </w:r>
-          </w:p>
-        </w:tc>
-        <w:tc>
-          <w:tcPr/>
-          <w:p>
-            <w:pPr>
-              <w:pStyle w:val="Compact"/>
-              <w:jc w:val="left"/>
-            </w:pPr>
-            <w:r>
-              <w:t xml:space="preserve">controls</w:t>
-            </w:r>
-          </w:p>
-        </w:tc>
-        <w:tc>
-          <w:tcPr/>
-          <w:p>
-            <w:pPr>
-              <w:pStyle w:val="Compact"/>
-              <w:jc w:val="left"/>
-            </w:pPr>
-            <w:r>
-              <w:t xml:space="preserve">the auditor’s login cannot change anything - effective rights, not stored rows</w:t>
-            </w:r>
-          </w:p>
-        </w:tc>
-      </w:tr>
-      <w:tr>
-        <w:tc>
-          <w:tcPr/>
-          <w:p>
-            <w:pPr>
-              <w:pStyle w:val="Compact"/>
-              <w:jc w:val="left"/>
-            </w:pPr>
-            <w:r>
-              <w:t xml:space="preserve">T6i</w:t>
-            </w:r>
-          </w:p>
-        </w:tc>
-        <w:tc>
-          <w:tcPr/>
-          <w:p>
-            <w:pPr>
-              <w:pStyle w:val="Compact"/>
-              <w:jc w:val="left"/>
-            </w:pPr>
-            <w:r>
-              <w:t xml:space="preserve">controls</w:t>
-            </w:r>
-          </w:p>
-        </w:tc>
-        <w:tc>
-          <w:tcPr/>
-          <w:p>
-            <w:pPr>
-              <w:pStyle w:val="Compact"/>
-              <w:jc w:val="left"/>
-            </w:pPr>
-            <w:r>
-              <w:t xml:space="preserve">every role can raise the documents its role card describes</w:t>
-            </w:r>
-          </w:p>
-        </w:tc>
-      </w:tr>
-      <w:tr>
-        <w:tc>
-          <w:tcPr/>
-          <w:p>
-            <w:pPr>
-              <w:pStyle w:val="Compact"/>
-              <w:jc w:val="left"/>
-            </w:pPr>
-            <w:r>
-              <w:t xml:space="preserve">T6j</w:t>
-            </w:r>
-          </w:p>
-        </w:tc>
-        <w:tc>
-          <w:tcPr/>
-          <w:p>
-            <w:pPr>
-              <w:pStyle w:val="Compact"/>
-              <w:jc w:val="left"/>
-            </w:pPr>
-            <w:r>
-              <w:t xml:space="preserve">controls</w:t>
-            </w:r>
-          </w:p>
-        </w:tc>
-        <w:tc>
-          <w:tcPr/>
-          <w:p>
-            <w:pPr>
-              <w:pStyle w:val="Compact"/>
-              <w:jc w:val="left"/>
-            </w:pPr>
-            <w:r>
-              <w:t xml:space="preserve">a guarded workflow state is guarded on every route into it</w:t>
-            </w:r>
-          </w:p>
-        </w:tc>
-      </w:tr>
-      <w:tr>
-        <w:tc>
-          <w:tcPr/>
-          <w:p>
-            <w:pPr>
-              <w:pStyle w:val="Compact"/>
-              <w:jc w:val="left"/>
-            </w:pPr>
-            <w:r>
-              <w:rPr>
-                <w:bCs/>
-                <w:b/>
-              </w:rPr>
-              <w:t xml:space="preserve">T6n</w:t>
-            </w:r>
-          </w:p>
-        </w:tc>
-        <w:tc>
-          <w:tcPr/>
-          <w:p>
-            <w:pPr>
-              <w:pStyle w:val="Compact"/>
-              <w:jc w:val="left"/>
-            </w:pPr>
-            <w:r>
-              <w:t xml:space="preserve">controls</w:t>
-            </w:r>
-          </w:p>
-        </w:tc>
-        <w:tc>
-          <w:tcPr/>
-          <w:p>
-            <w:pPr>
-              <w:pStyle w:val="Compact"/>
-              <w:jc w:val="left"/>
-            </w:pPr>
-            <w:r>
-              <w:rPr>
-                <w:bCs/>
-                <w:b/>
-              </w:rPr>
-              <w:t xml:space="preserve">a BRM cannot be certified with its four checks unticked</w:t>
-            </w:r>
-            <w:r>
-              <w:t xml:space="preserve"> </w:t>
-            </w:r>
-            <w:r>
-              <w:t xml:space="preserve">- attempted as a director, then rolled back</w:t>
-            </w:r>
-          </w:p>
-        </w:tc>
-      </w:tr>
-      <w:tr>
-        <w:tc>
-          <w:tcPr/>
-          <w:p>
-            <w:pPr>
-              <w:pStyle w:val="Compact"/>
-              <w:jc w:val="left"/>
-            </w:pPr>
-            <w:r>
-              <w:rPr>
-                <w:bCs/>
-                <w:b/>
-              </w:rPr>
-              <w:t xml:space="preserve">T6k</w:t>
-            </w:r>
-          </w:p>
-        </w:tc>
-        <w:tc>
-          <w:tcPr/>
-          <w:p>
-            <w:pPr>
-              <w:pStyle w:val="Compact"/>
-              <w:jc w:val="left"/>
-            </w:pPr>
-            <w:r>
-              <w:t xml:space="preserve">controls</w:t>
-            </w:r>
-          </w:p>
-        </w:tc>
-        <w:tc>
-          <w:tcPr/>
-          <w:p>
-            <w:pPr>
-              <w:pStyle w:val="Compact"/>
-              <w:jc w:val="left"/>
-            </w:pPr>
-            <w:r>
-              <w:rPr>
-                <w:bCs/>
-                <w:b/>
-              </w:rPr>
-              <w:t xml:space="preserve">everyone who can approve a document can open it</w:t>
-            </w:r>
-            <w:r>
-              <w:t xml:space="preserve"> </w:t>
-            </w:r>
-            <w:r>
-              <w:t xml:space="preserve">- asked per real user</w:t>
-            </w:r>
-          </w:p>
-        </w:tc>
-      </w:tr>
-      <w:tr>
-        <w:tc>
-          <w:tcPr/>
-          <w:p>
-            <w:pPr>
-              <w:pStyle w:val="Compact"/>
-              <w:jc w:val="left"/>
-            </w:pPr>
-            <w:r>
-              <w:rPr>
-                <w:bCs/>
-                <w:b/>
-              </w:rPr>
-              <w:t xml:space="preserve">T6l</w:t>
-            </w:r>
-          </w:p>
-        </w:tc>
-        <w:tc>
-          <w:tcPr/>
-          <w:p>
-            <w:pPr>
-              <w:pStyle w:val="Compact"/>
-              <w:jc w:val="left"/>
-            </w:pPr>
-            <w:r>
-              <w:t xml:space="preserve">controls</w:t>
-            </w:r>
-          </w:p>
-        </w:tc>
-        <w:tc>
-          <w:tcPr/>
-          <w:p>
-            <w:pPr>
-              <w:pStyle w:val="Compact"/>
-              <w:jc w:val="left"/>
-            </w:pPr>
-            <w:r>
-              <w:rPr>
-                <w:bCs/>
-                <w:b/>
-              </w:rPr>
-              <w:t xml:space="preserve">no role silently lost access</w:t>
-            </w:r>
-            <w:r>
-              <w:t xml:space="preserve"> </w:t>
-            </w:r>
-            <w:r>
-              <w:t xml:space="preserve">to a customised document type</w:t>
-            </w:r>
-          </w:p>
-        </w:tc>
-      </w:tr>
-      <w:tr>
-        <w:tc>
-          <w:tcPr/>
-          <w:p>
-            <w:pPr>
-              <w:pStyle w:val="Compact"/>
-              <w:jc w:val="left"/>
-            </w:pPr>
-            <w:r>
-              <w:rPr>
-                <w:bCs/>
-                <w:b/>
-              </w:rPr>
-              <w:t xml:space="preserve">T6m</w:t>
-            </w:r>
-          </w:p>
-        </w:tc>
-        <w:tc>
-          <w:tcPr/>
-          <w:p>
-            <w:pPr>
-              <w:pStyle w:val="Compact"/>
-              <w:jc w:val="left"/>
-            </w:pPr>
-            <w:r>
-              <w:t xml:space="preserve">controls</w:t>
-            </w:r>
-          </w:p>
-        </w:tc>
-        <w:tc>
-          <w:tcPr/>
-          <w:p>
-            <w:pPr>
-              <w:pStyle w:val="Compact"/>
-              <w:jc w:val="left"/>
-            </w:pPr>
-            <w:r>
-              <w:rPr>
-                <w:bCs/>
-                <w:b/>
-              </w:rPr>
-              <w:t xml:space="preserve">the package ships all of MSCAST’s configuration and none of anyone else’s</w:t>
-            </w:r>
-          </w:p>
-        </w:tc>
-      </w:tr>
-      <w:tr>
-        <w:tc>
-          <w:tcPr/>
-          <w:p>
-            <w:pPr>
-              <w:pStyle w:val="Compact"/>
-              <w:jc w:val="left"/>
-            </w:pPr>
-            <w:r>
-              <w:t xml:space="preserve">T7a</w:t>
-            </w:r>
-          </w:p>
-        </w:tc>
-        <w:tc>
-          <w:tcPr/>
-          <w:p>
-            <w:pPr>
-              <w:pStyle w:val="Compact"/>
-              <w:jc w:val="left"/>
-            </w:pPr>
-            <w:r>
-              <w:t xml:space="preserve">data</w:t>
-            </w:r>
-          </w:p>
-        </w:tc>
-        <w:tc>
-          <w:tcPr/>
-          <w:p>
-            <w:pPr>
-              <w:pStyle w:val="Compact"/>
-              <w:jc w:val="left"/>
-            </w:pPr>
-            <w:r>
-              <w:t xml:space="preserve">every MSCAST form has records - fails if it finds no forms to check</w:t>
-            </w:r>
-          </w:p>
-        </w:tc>
-      </w:tr>
-      <w:tr>
-        <w:tc>
-          <w:tcPr/>
-          <w:p>
-            <w:pPr>
-              <w:pStyle w:val="Compact"/>
-              <w:jc w:val="left"/>
-            </w:pPr>
-            <w:r>
-              <w:t xml:space="preserve">T7b</w:t>
-            </w:r>
-          </w:p>
-        </w:tc>
-        <w:tc>
-          <w:tcPr/>
-          <w:p>
-            <w:pPr>
-              <w:pStyle w:val="Compact"/>
-              <w:jc w:val="left"/>
-            </w:pPr>
-            <w:r>
-              <w:t xml:space="preserve">data</w:t>
-            </w:r>
-          </w:p>
-        </w:tc>
-        <w:tc>
-          <w:tcPr/>
-          <w:p>
-            <w:pPr>
-              <w:pStyle w:val="Compact"/>
-              <w:jc w:val="left"/>
-            </w:pPr>
-            <w:r>
-              <w:t xml:space="preserve">every stored Select value is a valid option - 45 fields on 25 document types</w:t>
-            </w:r>
-          </w:p>
-        </w:tc>
-      </w:tr>
-      <w:tr>
-        <w:tc>
-          <w:tcPr/>
-          <w:p>
-            <w:pPr>
-              <w:pStyle w:val="Compact"/>
-              <w:jc w:val="left"/>
-            </w:pPr>
-            <w:r>
-              <w:t xml:space="preserve">T7c</w:t>
-            </w:r>
-          </w:p>
-        </w:tc>
-        <w:tc>
-          <w:tcPr/>
-          <w:p>
-            <w:pPr>
-              <w:pStyle w:val="Compact"/>
-              <w:jc w:val="left"/>
-            </w:pPr>
-            <w:r>
-              <w:t xml:space="preserve">data</w:t>
-            </w:r>
-          </w:p>
-        </w:tc>
-        <w:tc>
-          <w:tcPr/>
-          <w:p>
-            <w:pPr>
-              <w:pStyle w:val="Compact"/>
-              <w:jc w:val="left"/>
-            </w:pPr>
-            <w:r>
-              <w:t xml:space="preserve">every invoiced item carries an HSN code</w:t>
-            </w:r>
-          </w:p>
-        </w:tc>
-      </w:tr>
-      <w:tr>
-        <w:tc>
-          <w:tcPr/>
-          <w:p>
-            <w:pPr>
-              <w:pStyle w:val="Compact"/>
-              <w:jc w:val="left"/>
-            </w:pPr>
-            <w:r>
-              <w:t xml:space="preserve">T8</w:t>
-            </w:r>
-          </w:p>
-        </w:tc>
-        <w:tc>
-          <w:tcPr/>
-          <w:p>
-            <w:pPr>
-              <w:pStyle w:val="Compact"/>
-              <w:jc w:val="left"/>
-            </w:pPr>
-            <w:r>
-              <w:t xml:space="preserve">gst</w:t>
-            </w:r>
-          </w:p>
-        </w:tc>
-        <w:tc>
-          <w:tcPr/>
-          <w:p>
-            <w:pPr>
-              <w:pStyle w:val="Compact"/>
-              <w:jc w:val="left"/>
-            </w:pPr>
-            <w:r>
-              <w:t xml:space="preserve">GST head matches the place of supply on every invoice</w:t>
-            </w:r>
-          </w:p>
-        </w:tc>
-      </w:tr>
-      <w:tr>
-        <w:tc>
-          <w:tcPr/>
-          <w:p>
-            <w:pPr>
-              <w:pStyle w:val="Compact"/>
-              <w:jc w:val="left"/>
-            </w:pPr>
-            <w:r>
-              <w:t xml:space="preserve">T9a-e</w:t>
-            </w:r>
-          </w:p>
-        </w:tc>
-        <w:tc>
-          <w:tcPr/>
-          <w:p>
-            <w:pPr>
-              <w:pStyle w:val="Compact"/>
-              <w:jc w:val="left"/>
-            </w:pPr>
-            <w:r>
-              <w:t xml:space="preserve">email</w:t>
-            </w:r>
-          </w:p>
-        </w:tc>
-        <w:tc>
-          <w:tcPr/>
-          <w:p>
-            <w:pPr>
-              <w:pStyle w:val="Compact"/>
-              <w:jc w:val="left"/>
-            </w:pPr>
-            <w:r>
-              <w:t xml:space="preserve">outgoing account live, mail sent without error, morning batch scheduled, no dead notification recipient, no bounce-prone user</w:t>
-            </w:r>
-          </w:p>
-        </w:tc>
-      </w:tr>
-      <w:tr>
-        <w:tc>
-          <w:tcPr/>
-          <w:p>
-            <w:pPr>
-              <w:pStyle w:val="Compact"/>
-              <w:jc w:val="left"/>
-            </w:pPr>
-            <w:r>
-              <w:t xml:space="preserve">T9f</w:t>
-            </w:r>
-          </w:p>
-        </w:tc>
-        <w:tc>
-          <w:tcPr/>
-          <w:p>
-            <w:pPr>
-              <w:pStyle w:val="Compact"/>
-              <w:jc w:val="left"/>
-            </w:pPr>
-            <w:r>
-              <w:t xml:space="preserve">automation</w:t>
-            </w:r>
-          </w:p>
-        </w:tc>
-        <w:tc>
-          <w:tcPr/>
-          <w:p>
-            <w:pPr>
-              <w:pStyle w:val="Compact"/>
-              <w:jc w:val="left"/>
-            </w:pPr>
-            <w:r>
-              <w:t xml:space="preserve">every enabled MSCAST scheduled job has actually run</w:t>
-            </w:r>
-          </w:p>
-        </w:tc>
-      </w:tr>
-      <w:tr>
-        <w:tc>
-          <w:tcPr/>
-          <w:p>
-            <w:pPr>
-              <w:pStyle w:val="Compact"/>
-              <w:jc w:val="left"/>
-            </w:pPr>
-            <w:r>
-              <w:t xml:space="preserve">T9g</w:t>
-            </w:r>
-          </w:p>
-        </w:tc>
-        <w:tc>
-          <w:tcPr/>
-          <w:p>
-            <w:pPr>
-              <w:pStyle w:val="Compact"/>
-              <w:jc w:val="left"/>
-            </w:pPr>
-            <w:r>
-              <w:t xml:space="preserve">automation</w:t>
-            </w:r>
-          </w:p>
-        </w:tc>
-        <w:tc>
-          <w:tcPr/>
-          <w:p>
-            <w:pPr>
-              <w:pStyle w:val="Compact"/>
-              <w:jc w:val="left"/>
-            </w:pPr>
-            <w:r>
-              <w:t xml:space="preserve">every stored secret decrypts with this site’s key</w:t>
-            </w:r>
-          </w:p>
-        </w:tc>
-      </w:tr>
-      <w:tr>
-        <w:tc>
-          <w:tcPr/>
-          <w:p>
-            <w:pPr>
-              <w:pStyle w:val="Compact"/>
-              <w:jc w:val="left"/>
-            </w:pPr>
-            <w:r>
-              <w:t xml:space="preserve">T9h</w:t>
-            </w:r>
-          </w:p>
-        </w:tc>
-        <w:tc>
-          <w:tcPr/>
-          <w:p>
-            <w:pPr>
-              <w:pStyle w:val="Compact"/>
-              <w:jc w:val="left"/>
-            </w:pPr>
-            <w:r>
-              <w:t xml:space="preserve">automation</w:t>
-            </w:r>
-          </w:p>
-        </w:tc>
-        <w:tc>
-          <w:tcPr/>
-          <w:p>
-            <w:pPr>
-              <w:pStyle w:val="Compact"/>
-              <w:jc w:val="left"/>
-            </w:pPr>
-            <w:r>
-              <w:t xml:space="preserve">the nightly backup ran in the last 26 hours and succeeded</w:t>
-            </w:r>
-          </w:p>
-        </w:tc>
-      </w:tr>
-      <w:tr>
-        <w:tc>
-          <w:tcPr/>
-          <w:p>
-            <w:pPr>
-              <w:pStyle w:val="Compact"/>
-              <w:jc w:val="left"/>
-            </w:pPr>
-            <w:r>
-              <w:rPr>
-                <w:bCs/>
-                <w:b/>
-              </w:rPr>
-              <w:t xml:space="preserve">T9i</w:t>
-            </w:r>
-          </w:p>
-        </w:tc>
-        <w:tc>
-          <w:tcPr/>
-          <w:p>
-            <w:pPr>
-              <w:pStyle w:val="Compact"/>
-              <w:jc w:val="left"/>
-            </w:pPr>
-            <w:r>
-              <w:t xml:space="preserve">automation</w:t>
-            </w:r>
-          </w:p>
-        </w:tc>
-        <w:tc>
-          <w:tcPr/>
-          <w:p>
-            <w:pPr>
-              <w:pStyle w:val="Compact"/>
-              <w:jc w:val="left"/>
-            </w:pPr>
-            <w:r>
-              <w:rPr>
-                <w:bCs/>
-                <w:b/>
-              </w:rPr>
-              <w:t xml:space="preserve">links in emails point at the public address</w:t>
-            </w:r>
-            <w:r>
-              <w:t xml:space="preserve">, not the container’s internal name</w:t>
-            </w:r>
-          </w:p>
-        </w:tc>
-      </w:tr>
-      <w:tr>
-        <w:tc>
-          <w:tcPr/>
-          <w:p>
-            <w:pPr>
-              <w:pStyle w:val="Compact"/>
-              <w:jc w:val="left"/>
-            </w:pPr>
-            <w:r>
-              <w:t xml:space="preserve">T10a-c</w:t>
-            </w:r>
-          </w:p>
-        </w:tc>
-        <w:tc>
-          <w:tcPr/>
-          <w:p>
-            <w:pPr>
-              <w:pStyle w:val="Compact"/>
-              <w:jc w:val="left"/>
-            </w:pPr>
-            <w:r>
-              <w:t xml:space="preserve">hr</w:t>
-            </w:r>
-          </w:p>
-        </w:tc>
-        <w:tc>
-          <w:tcPr/>
-          <w:p>
-            <w:pPr>
-              <w:pStyle w:val="Compact"/>
-              <w:jc w:val="left"/>
-            </w:pPr>
-            <w:r>
-              <w:t xml:space="preserve">payroll and attendance loaded, no duplicates, biometric punches converted</w:t>
-            </w:r>
-          </w:p>
-        </w:tc>
-      </w:tr>
-    </w:tbl>
-    <w:p>
-      <w:pPr>
-        <w:pStyle w:val="BodyText"/>
-      </w:pPr>
-      <w:r>
-        <w:rPr>
-          <w:bCs/>
-          <w:b/>
-        </w:rPr>
-        <w:t xml:space="preserve">40 pass, 2 warn, 0 fail, of 42</w:t>
-      </w:r>
-      <w:r>
-        <w:t xml:space="preserve"> </w:t>
-      </w:r>
-      <w:r>
-        <w:t xml:space="preserve">(DEV copy, 21 Sep 2026; the live site was not re-run while users are trying it).</w:t>
-      </w:r>
-    </w:p>
-    <w:bookmarkStart w:id="22" w:name="X0bcac434009c80385040a321c49074c0254c5e3"/>
-    <w:p>
-      <w:pPr>
-        <w:pStyle w:val="Heading3"/>
-      </w:pPr>
-      <w:r>
-        <w:t xml:space="preserve">The two warnings, and why they are warnings</w:t>
-      </w:r>
-    </w:p>
-    <w:p>
-      <w:pPr>
-        <w:pStyle w:val="FirstParagraph"/>
-      </w:pPr>
-      <w:r>
-        <w:t xml:space="preserve">Both are positions somebody has taken, not defects to chase. Both are stated in the SOPs and the role cards.</w:t>
+        <w:t xml:space="preserve">Build checks</w:t>
       </w:r>
     </w:p>
     <w:p>
       <w:pPr>
         <w:numPr>
           <w:ilvl w:val="0"/>
-          <w:numId w:val="1001"/>
+          <w:numId w:val="1003"/>
         </w:numPr>
         <w:pStyle w:val="Compact"/>
       </w:pPr>
@@ -3150,178 +537,44 @@
           <w:bCs/>
           <w:b/>
         </w:rPr>
-        <w:t xml:space="preserve">T6e — can an ordinary user both raise and approve the same document?</w:t>
+        <w:t xml:space="preserve">42 automated build checks.</w:t>
       </w:r>
       <w:r>
         <w:t xml:space="preserve"> </w:t>
       </w:r>
       <w:r>
-        <w:t xml:space="preserve">Yes, for the PCC and the kick-off. Both directors hold the Projects Manager and Accounts Manager roles as well as the director role, so a director can prepare a PCC or verify a customer PO and then approve it alone.</w:t>
+        <w:t xml:space="preserve">DEV (21 September 2026): 40 pass, 2 warn (T6e, T6g: open until MSCAST answers Q20 and Q21), 0 fail. Live POC: 38 pass, 3 warn (T6e, T6g, T6f), 1 fail (T10c); left as is.</w:t>
       </w:r>
     </w:p>
     <w:p>
       <w:pPr>
         <w:numPr>
           <w:ilvl w:val="0"/>
-          <w:numId w:val="1001"/>
+          <w:numId w:val="1003"/>
         </w:numPr>
         <w:pStyle w:val="Compact"/>
       </w:pPr>
       <w:r>
-        <w:rPr>
-          <w:bCs/>
-          <w:b/>
-        </w:rPr>
-        <w:t xml:space="preserve">T6g — can one person</w:t>
-      </w:r>
-      <w:r>
-        <w:rPr>
-          <w:bCs/>
-          <w:b/>
-        </w:rPr>
-        <w:t xml:space="preserve"> </w:t>
-      </w:r>
-      <w:r>
-        <w:rPr>
-          <w:iCs/>
-          <w:i/>
-          <w:bCs/>
-          <w:b/>
-        </w:rPr>
-        <w:t xml:space="preserve">create</w:t>
-      </w:r>
-      <w:r>
-        <w:rPr>
-          <w:bCs/>
-          <w:b/>
-        </w:rPr>
-        <w:t xml:space="preserve"> </w:t>
-      </w:r>
-      <w:r>
-        <w:rPr>
-          <w:bCs/>
-          <w:b/>
-        </w:rPr>
-        <w:t xml:space="preserve">a document and then approve it?</w:t>
+        <w:t xml:space="preserve">See the POC README, section</w:t>
       </w:r>
       <w:r>
         <w:t xml:space="preserve"> </w:t>
       </w:r>
       <w:r>
-        <w:t xml:space="preserve">Yes, for the BRM. This is the check added in v1.7. T6e compares workflow</w:t>
+        <w:t xml:space="preserve">‘</w:t>
       </w:r>
       <w:r>
-        <w:t xml:space="preserve"> </w:t>
+        <w:t xml:space="preserve">Build checks</w:t>
       </w:r>
       <w:r>
-        <w:rPr>
-          <w:iCs/>
-          <w:i/>
-        </w:rPr>
-        <w:t xml:space="preserve">transition</w:t>
+        <w:t xml:space="preserve">’</w:t>
       </w:r>
       <w:r>
-        <w:t xml:space="preserve"> </w:t>
-      </w:r>
-      <w:r>
-        <w:t xml:space="preserve">roles; creating a document is a permission, not a transition, so preparing a BRM was invisible to it. Both directors hold</w:t>
-      </w:r>
-      <w:r>
-        <w:t xml:space="preserve"> </w:t>
-      </w:r>
-      <w:r>
-        <w:rPr>
-          <w:rStyle w:val="VerbatimChar"/>
-        </w:rPr>
-        <w:t xml:space="preserve">Projects Manager</w:t>
-      </w:r>
-      <w:r>
-        <w:t xml:space="preserve"> </w:t>
-      </w:r>
-      <w:r>
-        <w:t xml:space="preserve">(which can create a BRM),</w:t>
-      </w:r>
-      <w:r>
-        <w:t xml:space="preserve"> </w:t>
-      </w:r>
-      <w:r>
-        <w:rPr>
-          <w:rStyle w:val="VerbatimChar"/>
-        </w:rPr>
-        <w:t xml:space="preserve">MSCAST Director</w:t>
-      </w:r>
-      <w:r>
-        <w:t xml:space="preserve"> </w:t>
-      </w:r>
-      <w:r>
-        <w:t xml:space="preserve">(which certifies one) and</w:t>
-      </w:r>
-      <w:r>
-        <w:t xml:space="preserve"> </w:t>
-      </w:r>
-      <w:r>
-        <w:rPr>
-          <w:rStyle w:val="VerbatimChar"/>
-        </w:rPr>
-        <w:t xml:space="preserve">Accounts Manager</w:t>
-      </w:r>
-      <w:r>
-        <w:t xml:space="preserve"> </w:t>
-      </w:r>
-      <w:r>
-        <w:t xml:space="preserve">(which marks it paid) — one person, all three steps.</w:t>
-      </w:r>
-    </w:p>
-    <w:p>
-      <w:pPr>
-        <w:pStyle w:val="FirstParagraph"/>
-      </w:pPr>
-      <w:r>
-        <w:rPr>
-          <w:bCs/>
-          <w:b/>
-        </w:rPr>
-        <w:t xml:space="preserve">Why T6d, T6e, T6f and T6g exist.</w:t>
-      </w:r>
-      <w:r>
-        <w:t xml:space="preserve"> </w:t>
-      </w:r>
-      <w:r>
-        <w:t xml:space="preserve">An app install silently rewrote the workflow roles back to an older definition — cost-sheet approval to a system role, bill certification to the purchase manager — and the 23-check harness still passed, because it checked that workflows were</w:t>
-      </w:r>
-      <w:r>
-        <w:t xml:space="preserve"> </w:t>
-      </w:r>
-      <w:r>
-        <w:rPr>
-          <w:iCs/>
-          <w:i/>
-        </w:rPr>
-        <w:t xml:space="preserve">active and complete</w:t>
-      </w:r>
-      <w:r>
-        <w:t xml:space="preserve"> </w:t>
-      </w:r>
-      <w:r>
-        <w:t xml:space="preserve">and never checked</w:t>
-      </w:r>
-      <w:r>
-        <w:t xml:space="preserve"> </w:t>
-      </w:r>
-      <w:r>
-        <w:rPr>
-          <w:iCs/>
-          <w:i/>
-        </w:rPr>
-        <w:t xml:space="preserve">who they gave authority to</w:t>
-      </w:r>
-      <w:r>
-        <w:t xml:space="preserve">. T6d closed that. T6e, T6f and T6g each closed a further gap that the one before could not see. Business rules now have tests like any other code, and each test exists because something got past the previous one.</w:t>
+        <w:t xml:space="preserve">.</w:t>
       </w:r>
     </w:p>
     <w:bookmarkEnd w:id="22"/>
-    <w:bookmarkEnd w:id="23"/>
-    <w:bookmarkStart w:id="24" w:name="full-matrix"/>
+    <w:bookmarkStart w:id="23" w:name="full-matrix"/>
     <w:p>
       <w:pPr>
         <w:pStyle w:val="Heading2"/>
@@ -3338,14 +591,14 @@
         <w:jc w:val="start"/>
       </w:tblPr>
       <w:tblGrid>
-        <w:gridCol w:w="990"/>
-        <w:gridCol w:w="990"/>
-        <w:gridCol w:w="990"/>
-        <w:gridCol w:w="990"/>
-        <w:gridCol w:w="990"/>
-        <w:gridCol w:w="990"/>
-        <w:gridCol w:w="990"/>
-        <w:gridCol w:w="990"/>
+        <w:gridCol w:w="470"/>
+        <w:gridCol w:w="862"/>
+        <w:gridCol w:w="1254"/>
+        <w:gridCol w:w="1333"/>
+        <w:gridCol w:w="862"/>
+        <w:gridCol w:w="470"/>
+        <w:gridCol w:w="392"/>
+        <w:gridCol w:w="2274"/>
       </w:tblGrid>
       <w:tr>
         <w:trPr>
@@ -3443,7 +696,7 @@
               <w:jc w:val="left"/>
             </w:pPr>
             <w:r>
-              <w:t xml:space="preserve">POC evidence (20 Sep 2026)</w:t>
+              <w:t xml:space="preserve">POC evidence (demo data, as on DEV)</w:t>
             </w:r>
           </w:p>
         </w:tc>
@@ -3667,13 +920,13 @@
                 <w:bCs/>
                 <w:b/>
               </w:rPr>
-              <w:t xml:space="preserve">Approval is a director’s</w:t>
+              <w:t xml:space="preserve">A director approves.</w:t>
             </w:r>
             <w:r>
               <w:t xml:space="preserve"> </w:t>
             </w:r>
             <w:r>
-              <w:t xml:space="preserve">— though a director may also prepare one, see T6e</w:t>
+              <w:t xml:space="preserve">A director may also prepare one (T6e, Q20)</w:t>
             </w:r>
           </w:p>
         </w:tc>
@@ -5721,20 +2974,7 @@
               <w:jc w:val="left"/>
             </w:pPr>
             <w:r>
-              <w:t xml:space="preserve">3 BRMs against POs. The workflow is Purchase prepares → a director certifies → Accounts marks paid.</w:t>
-            </w:r>
-            <w:r>
-              <w:t xml:space="preserve"> </w:t>
-            </w:r>
-            <w:r>
-              <w:rPr>
-                <w:bCs/>
-                <w:b/>
-              </w:rPr>
-              <w:t xml:space="preserve">It does not follow that three people are involved</w:t>
-            </w:r>
-            <w:r>
-              <w:t xml:space="preserve">: a director also holds a role that can create a BRM and the role that marks it paid (T6g)</w:t>
+              <w:t xml:space="preserve">3 BRMs against POs. Workflow: Purchase prepares → a director certifies → Accounts marks paid. A director can also do all three steps alone (T6g, Q21)</w:t>
             </w:r>
           </w:p>
         </w:tc>
@@ -7285,7 +4525,21 @@
                 <w:bCs/>
                 <w:b/>
               </w:rPr>
-              <w:t xml:space="preserve">Driven by the</w:t>
+              <w:t xml:space="preserve">‘</w:t>
+            </w:r>
+            <w:r>
+              <w:rPr>
+                <w:bCs/>
+                <w:b/>
+              </w:rPr>
+              <w:t xml:space="preserve">MSCAST Drawing Release</w:t>
+            </w:r>
+            <w:r>
+              <w:rPr>
+                <w:bCs/>
+                <w:b/>
+              </w:rPr>
+              <w:t xml:space="preserve">’</w:t>
             </w:r>
             <w:r>
               <w:rPr>
@@ -7299,54 +4553,10 @@
                 <w:bCs/>
                 <w:b/>
               </w:rPr>
-              <w:t xml:space="preserve">‘</w:t>
-            </w:r>
-            <w:r>
-              <w:rPr>
-                <w:bCs/>
-                <w:b/>
-              </w:rPr>
-              <w:t xml:space="preserve">MSCAST Drawing Release</w:t>
-            </w:r>
-            <w:r>
-              <w:rPr>
-                <w:bCs/>
-                <w:b/>
-              </w:rPr>
-              <w:t xml:space="preserve">’</w:t>
-            </w:r>
-            <w:r>
-              <w:rPr>
-                <w:bCs/>
-                <w:b/>
-              </w:rPr>
-              <w:t xml:space="preserve"> </w:t>
-            </w:r>
-            <w:r>
-              <w:rPr>
-                <w:bCs/>
-                <w:b/>
-              </w:rPr>
               <w:t xml:space="preserve">workflow</w:t>
             </w:r>
             <w:r>
-              <w:t xml:space="preserve">: Draft → For Customer Approval → Approved by Customer → Released for Manufacture → Superseded.</w:t>
-            </w:r>
-            <w:r>
-              <w:t xml:space="preserve"> </w:t>
-            </w:r>
-            <w:r>
-              <w:rPr>
-                <w:iCs/>
-                <w:i/>
-              </w:rPr>
-              <w:t xml:space="preserve">Released for Manufacture</w:t>
-            </w:r>
-            <w:r>
-              <w:t xml:space="preserve"> </w:t>
-            </w:r>
-            <w:r>
-              <w:t xml:space="preserve">is reachable only from</w:t>
+              <w:t xml:space="preserve">: Draft → For Customer Approval → Approved by Customer → Released for Manufacture → Superseded. Only a Projects Manager releases, and only from</w:t>
             </w:r>
             <w:r>
               <w:t xml:space="preserve"> </w:t>
@@ -7358,12 +4568,6 @@
               </w:rPr>
               <w:t xml:space="preserve">Approved by Customer</w:t>
             </w:r>
-            <w:r>
-              <w:t xml:space="preserve"> </w:t>
-            </w:r>
-            <w:r>
-              <w:t xml:space="preserve">and only by a Projects Manager, so a drawing cannot jump to released without the customer seeing it</w:t>
-            </w:r>
           </w:p>
         </w:tc>
       </w:tr>
@@ -7808,7 +5012,7 @@
               <w:t xml:space="preserve"> </w:t>
             </w:r>
             <w:r>
-              <w:t xml:space="preserve">chart. The overnight checks flag any open project with no time ever booked</w:t>
+              <w:t xml:space="preserve">chart. The overnight sweep flags any open project with no time ever booked</w:t>
             </w:r>
           </w:p>
         </w:tc>
@@ -8210,7 +5414,7 @@
                 <w:bCs/>
                 <w:b/>
               </w:rPr>
-              <w:t xml:space="preserve">Sent for approval by</w:t>
+              <w:t xml:space="preserve">A</w:t>
             </w:r>
             <w:r>
               <w:rPr>
@@ -8232,10 +5436,20 @@
                 <w:bCs/>
                 <w:b/>
               </w:rPr>
-              <w:t xml:space="preserve">, approved by a director; nobody holds both roles</w:t>
-            </w:r>
-            <w:r>
-              <w:t xml:space="preserve">, so a purchase order always passes through two people</w:t>
+              <w:t xml:space="preserve"> </w:t>
+            </w:r>
+            <w:r>
+              <w:rPr>
+                <w:bCs/>
+                <w:b/>
+              </w:rPr>
+              <w:t xml:space="preserve">sends for approval; a director approves.</w:t>
+            </w:r>
+            <w:r>
+              <w:t xml:space="preserve"> </w:t>
+            </w:r>
+            <w:r>
+              <w:t xml:space="preserve">Nobody holds both roles, so every PO passes through two people</w:t>
             </w:r>
           </w:p>
         </w:tc>
@@ -8597,19 +5811,19 @@
               <w:t xml:space="preserve"> </w:t>
             </w:r>
             <w:r>
-              <w:t xml:space="preserve">doctype + workflow; Payment Entry allowed only against a certified BRM</w:t>
-            </w:r>
-          </w:p>
-        </w:tc>
-        <w:tc>
-          <w:tcPr/>
-          <w:p>
-            <w:pPr>
-              <w:pStyle w:val="Compact"/>
-              <w:jc w:val="left"/>
-            </w:pPr>
-            <w:r>
-              <w:t xml:space="preserve">Custom (no-code + server script)</w:t>
+              <w:t xml:space="preserve">doctype + workflow; Payment Entry and Journal Entry allowed only against a certified BRM</w:t>
+            </w:r>
+          </w:p>
+        </w:tc>
+        <w:tc>
+          <w:tcPr/>
+          <w:p>
+            <w:pPr>
+              <w:pStyle w:val="Compact"/>
+              <w:jc w:val="left"/>
+            </w:pPr>
+            <w:r>
+              <w:t xml:space="preserve">Custom (no-code + application code)</w:t>
             </w:r>
           </w:p>
         </w:tc>
@@ -8658,7 +5872,10 @@
               <w:t xml:space="preserve">a director certifies</w:t>
             </w:r>
             <w:r>
-              <w:t xml:space="preserve">; Accounts marks paid. Certification sits with a director because certifying is what releases the money.</w:t>
+              <w:t xml:space="preserve"> </w:t>
+            </w:r>
+            <w:r>
+              <w:t xml:space="preserve">(certifying releases the money); Accounts marks paid. A BRM cannot be certified unless its four checks (qty, rate, inspection, delivery) are ticked (T6n).</w:t>
             </w:r>
             <w:r>
               <w:t xml:space="preserve"> </w:t>
@@ -8668,13 +5885,13 @@
                 <w:bCs/>
                 <w:b/>
               </w:rPr>
-              <w:t xml:space="preserve">Known limitation (T6g):</w:t>
+              <w:t xml:space="preserve">Limitation (T6g, Q21):</w:t>
             </w:r>
             <w:r>
               <w:t xml:space="preserve"> </w:t>
             </w:r>
             <w:r>
-              <w:t xml:space="preserve">a director also holds roles that can create a BRM and mark it paid, so the certificate does not by itself prove three people were involved. The payment block does hold for everyone</w:t>
+              <w:t xml:space="preserve">a director also holds the roles that create a BRM and mark it paid, so a certificate does not prove three people were involved. The payment block holds for everyone</w:t>
             </w:r>
           </w:p>
         </w:tc>
@@ -9182,7 +6399,7 @@
               <w:jc w:val="left"/>
             </w:pPr>
             <w:r>
-              <w:t xml:space="preserve">2 bank guarantees (ABG + PBG) with validity + 30-day expiry notification. The overnight checks also raise an exception as expiry approaches</w:t>
+              <w:t xml:space="preserve">2 bank guarantees (ABG + PBG) with validity + 30-day expiry notification. The overnight sweep also raises an exception as expiry approaches</w:t>
             </w:r>
           </w:p>
         </w:tc>
@@ -9910,13 +7127,13 @@
                 <w:bCs/>
                 <w:b/>
               </w:rPr>
-              <w:t xml:space="preserve">Verified live on every build, on six routes</w:t>
+              <w:t xml:space="preserve">Tested on six routes on every build</w:t>
             </w:r>
             <w:r>
               <w:t xml:space="preserve"> </w:t>
             </w:r>
             <w:r>
-              <w:t xml:space="preserve">(T6a): a bill with no certified BRM cannot be paid by payment entry, by journal entry, or as an advance with no reference; a payment above the certified amount is refused; an already-paid BRM cannot fund a second payment. Holds for every user including a director. Bills that cannot be certified against a PO — electricity, rent, statutory — are released by ticking</w:t>
+              <w:t xml:space="preserve">(T6a): a bill with no certified BRM cannot be paid by Payment Entry, by Journal Entry, or as an advance with no reference; a payment above the certified amount is refused; an already-paid BRM cannot fund a second payment. Holds for every user, including a director. Utilities, rent and statutory bills are released by ticking</w:t>
             </w:r>
             <w:r>
               <w:t xml:space="preserve"> </w:t>
@@ -9932,7 +7149,7 @@
               <w:t xml:space="preserve"> </w:t>
             </w:r>
             <w:r>
-              <w:t xml:space="preserve">on the supplier (0 of 15 ticked at handover). Moved out of a Server Script into the app on 21 Sep so it is version-controlled, shipped in the image and testable</w:t>
+              <w:t xml:space="preserve">on the supplier (0 of 15 suppliers ticked; MSCAST to list them). App code, so it is version-controlled and shipped in the image</w:t>
             </w:r>
           </w:p>
         </w:tc>
@@ -11049,7 +8266,25 @@
               <w:t xml:space="preserve">’</w:t>
             </w:r>
             <w:r>
-              <w:t xml:space="preserve">: order book and pipeline against scheduled collections, committed outflows, cash, the Rs 2.5 Cr sanctioned HDFC limit and the projected 90-day headroom. ASSUMPTION: never defined by MSCAST - read as whether the business can fund the order book it is chasing (Q1)</w:t>
+              <w:t xml:space="preserve">: order book and pipeline against scheduled collections, committed outflows, cash, the Rs 2.5 Cr sanctioned HDFC limit and the projected 90-day headroom. ASSUMPTION: read as</w:t>
+            </w:r>
+            <w:r>
+              <w:t xml:space="preserve"> </w:t>
+            </w:r>
+            <w:r>
+              <w:t xml:space="preserve">“</w:t>
+            </w:r>
+            <w:r>
+              <w:t xml:space="preserve">can the business fund the order book it is chasing</w:t>
+            </w:r>
+            <w:r>
+              <w:t xml:space="preserve">”</w:t>
+            </w:r>
+            <w:r>
+              <w:t xml:space="preserve"> </w:t>
+            </w:r>
+            <w:r>
+              <w:t xml:space="preserve">(Q1)</w:t>
             </w:r>
           </w:p>
         </w:tc>
@@ -11147,7 +8382,7 @@
               <w:jc w:val="left"/>
             </w:pPr>
             <w:r>
-              <w:t xml:space="preserve">Shift type with auto attendance, 72 punches from device MSCAST-DOOR-01 converted into Attendance, plus the audit report.</w:t>
+              <w:t xml:space="preserve">Shift type with auto attendance; 72 punches from device MSCAST-DOOR-01 converted into Attendance, plus the audit report (on DEV; on the Live POC MSCAST’s trial admin deleted the punches, so T10c fails there).</w:t>
             </w:r>
             <w:r>
               <w:t xml:space="preserve"> </w:t>
@@ -11157,13 +8392,10 @@
                 <w:bCs/>
                 <w:b/>
               </w:rPr>
-              <w:t xml:space="preserve">The scheduled pull job is switched off</w:t>
-            </w:r>
-            <w:r>
-              <w:t xml:space="preserve"> </w:t>
-            </w:r>
-            <w:r>
-              <w:t xml:space="preserve">- it must be enabled and proven against manually checked attendance before payroll relies on it. ASSUMPTION: no device model given, so the standard push pattern is modelled (Q6)</w:t>
+              <w:t xml:space="preserve">The scheduled pull job is off</w:t>
+            </w:r>
+            <w:r>
+              <w:t xml:space="preserve">; enable it and prove it against manually checked attendance before payroll relies on it. ASSUMPTION: no device model given, so the standard push pattern is modelled (Q6)</w:t>
             </w:r>
           </w:p>
         </w:tc>
@@ -11375,105 +8607,22 @@
               <w:t xml:space="preserve"> </w:t>
             </w:r>
             <w:r>
-              <w:t xml:space="preserve">role: read / report / print / export only, including Version history and GL Entry, held by the external CA (S. Joshi) - no write anywhere.</w:t>
-            </w:r>
-            <w:r>
-              <w:t xml:space="preserve"> </w:t>
-            </w:r>
-            <w:r>
-              <w:rPr>
-                <w:iCs/>
-                <w:i/>
-              </w:rPr>
-              <w:t xml:space="preserve">Correction carried from v1.6:</w:t>
-            </w:r>
-            <w:r>
-              <w:rPr>
-                <w:iCs/>
-                <w:i/>
-              </w:rPr>
+              <w:t xml:space="preserve">role: read / report / print / export only, including Version history and GL Entry; no write anywhere. Held on DEV by the CA login (S. Joshi); that login was deleted on the Live POC.</w:t>
+            </w:r>
+            <w:r>
               <w:t xml:space="preserve"> </w:t>
             </w:r>
             <w:r>
               <w:rPr>
                 <w:rStyle w:val="VerbatimChar"/>
-                <w:iCs/>
-                <w:i/>
               </w:rPr>
               <w:t xml:space="preserve">MSCAST Director</w:t>
             </w:r>
             <w:r>
-              <w:rPr>
-                <w:iCs/>
-                <w:i/>
-              </w:rPr>
               <w:t xml:space="preserve"> </w:t>
             </w:r>
             <w:r>
-              <w:rPr>
-                <w:iCs/>
-                <w:i/>
-              </w:rPr>
-              <w:t xml:space="preserve">is</w:t>
-            </w:r>
-            <w:r>
-              <w:rPr>
-                <w:iCs/>
-                <w:i/>
-              </w:rPr>
-              <w:t xml:space="preserve"> </w:t>
-            </w:r>
-            <w:r>
-              <w:rPr>
-                <w:bCs/>
-                <w:b/>
-                <w:iCs/>
-                <w:i/>
-              </w:rPr>
-              <w:t xml:space="preserve">not</w:t>
-            </w:r>
-            <w:r>
-              <w:rPr>
-                <w:iCs/>
-                <w:i/>
-              </w:rPr>
-              <w:t xml:space="preserve"> </w:t>
-            </w:r>
-            <w:r>
-              <w:rPr>
-                <w:iCs/>
-                <w:i/>
-              </w:rPr>
-              <w:t xml:space="preserve">a read-only role. It is the approving role, carrying PCC approval, purchase order approval, BRM certification and kick-off approval. The</w:t>
-            </w:r>
-            <w:r>
-              <w:rPr>
-                <w:iCs/>
-                <w:i/>
-              </w:rPr>
-              <w:t xml:space="preserve"> </w:t>
-            </w:r>
-            <w:r>
-              <w:rPr>
-                <w:rStyle w:val="VerbatimChar"/>
-                <w:iCs/>
-                <w:i/>
-              </w:rPr>
-              <w:t xml:space="preserve">@mscast.demo</w:t>
-            </w:r>
-            <w:r>
-              <w:rPr>
-                <w:iCs/>
-                <w:i/>
-              </w:rPr>
-              <w:t xml:space="preserve"> </w:t>
-            </w:r>
-            <w:r>
-              <w:rPr>
-                <w:iCs/>
-                <w:i/>
-              </w:rPr>
-              <w:t xml:space="preserve">read-only demo logins were retired when the users were rebuilt as named people</w:t>
+              <w:t xml:space="preserve">is the approving role, not a read-only one</w:t>
             </w:r>
           </w:p>
         </w:tc>
@@ -11705,23 +8854,7 @@
               <w:jc w:val="left"/>
             </w:pPr>
             <w:r>
-              <w:t xml:space="preserve">9 enabled notifications (BG expiry, PO over PCC, drawing approval) + scheduled reports,</w:t>
-            </w:r>
-            <w:r>
-              <w:t xml:space="preserve"> </w:t>
-            </w:r>
-            <w:r>
-              <w:rPr>
-                <w:bCs/>
-                <w:b/>
-              </w:rPr>
-              <w:t xml:space="preserve">all resolving to a live mailbox</w:t>
-            </w:r>
-            <w:r>
-              <w:t xml:space="preserve"> </w:t>
-            </w:r>
-            <w:r>
-              <w:t xml:space="preserve">- checked on every harness run. Plus the 16-rule overnight sweep, which is the systematic version of this requirement</w:t>
+              <w:t xml:space="preserve">9 enabled notifications (BG expiry, PO over PCC, drawing approval) + scheduled reports, all resolving to a live mailbox (checked on every build-check run). Plus the 16-rule overnight sweep at 06:00 IST</w:t>
             </w:r>
           </w:p>
         </w:tc>
@@ -11930,7 +9063,10 @@
               <w:t xml:space="preserve">08:30 IST</w:t>
             </w:r>
             <w:r>
-              <w:t xml:space="preserve">, plus the</w:t>
+              <w:t xml:space="preserve"> </w:t>
+            </w:r>
+            <w:r>
+              <w:t xml:space="preserve">to autoelectron.jp@gmail.com;</w:t>
             </w:r>
             <w:r>
               <w:t xml:space="preserve"> </w:t>
@@ -11940,13 +9076,10 @@
                 <w:bCs/>
                 <w:b/>
               </w:rPr>
-              <w:t xml:space="preserve">AI morning note at 08:35</w:t>
-            </w:r>
-            <w:r>
-              <w:t xml:space="preserve"> </w:t>
-            </w:r>
-            <w:r>
-              <w:t xml:space="preserve">which ranks the day’s exceptions and names what matters most, emailed to the directors with every item linked. Google Chat webhooks for transactions above Rs 5 L are configured and left disabled pending the space URL</w:t>
+              <w:t xml:space="preserve">AI morning briefing at 08:35 IST</w:t>
+            </w:r>
+            <w:r>
+              <w:t xml:space="preserve">, ranking the day’s exceptions with every item linked, to waseemraj@mcast.co.in on the Live POC (owner’s decision). Google Chat webhooks for transactions above Rs 5 L are configured and disabled until MSCAST gives the space URL</w:t>
             </w:r>
           </w:p>
         </w:tc>
@@ -12044,7 +9177,7 @@
               <w:jc w:val="left"/>
             </w:pPr>
             <w:r>
-              <w:t xml:space="preserve">MSCAST Archival Log + monthly scheduled script + 8-year retention note + rolling backups. Off-site India copy is a production step</w:t>
+              <w:t xml:space="preserve">MSCAST Archival Log + monthly scheduled script + 8-year retention note + rolling backups; nightly backup at 02:30 JST with all build checks. Off-site India copy is a production step</w:t>
             </w:r>
           </w:p>
         </w:tc>
@@ -12265,10 +9398,7 @@
               <w:t xml:space="preserve">Held as Promoter A / B / C</w:t>
             </w:r>
             <w:r>
-              <w:t xml:space="preserve"> </w:t>
-            </w:r>
-            <w:r>
-              <w:t xml:space="preserve">- invented percentages are not attributed to real named directors in a demonstration</w:t>
+              <w:t xml:space="preserve">, so invented percentages are not attributed to MSCAST’s real directors</w:t>
             </w:r>
           </w:p>
         </w:tc>
@@ -12482,7 +9612,7 @@
               <w:t xml:space="preserve"> </w:t>
             </w:r>
             <w:r>
-              <w:t xml:space="preserve">report with days-beyond-45 and disallowance flag. The overnight checks raise an exception as a bill approaches day 45</w:t>
+              <w:t xml:space="preserve">report with days-beyond-45 and disallowance flag. The overnight sweep raises an exception as a bill approaches day 45</w:t>
             </w:r>
           </w:p>
         </w:tc>
@@ -12580,7 +9710,7 @@
               <w:jc w:val="left"/>
             </w:pPr>
             <w:r>
-              <w:t xml:space="preserve">Gratuity Rule + provision Rs 9.91 L; current tax Rs 5.23 L at 25.168% (s.115BAA); deferred tax with DTA on gratuity and DTL on depreciation timing. ASSUMPTIONS stated in each voucher narration</w:t>
+              <w:t xml:space="preserve">Gratuity Rule + provision Rs 9.91 L; current tax Rs 15.33 L at 25.168% (s.115BAA) on PBT Rs 60.90 L; deferred tax with DTA on gratuity and DTL on depreciation timing. ASSUMPTIONS stated in each voucher narration</w:t>
             </w:r>
           </w:p>
         </w:tc>
@@ -13412,7 +10542,7 @@
               <w:jc w:val="left"/>
             </w:pPr>
             <w:r>
-              <w:t xml:space="preserve">GST sales invoices with correct CGST/SGST vs IGST -</w:t>
+              <w:t xml:space="preserve">GST sales invoices with correct CGST/SGST vs IGST,</w:t>
             </w:r>
             <w:r>
               <w:t xml:space="preserve"> </w:t>
@@ -13422,7 +10552,7 @@
                 <w:bCs/>
                 <w:b/>
               </w:rPr>
-              <w:t xml:space="preserve">checked against the place of supply on every invoice, every harness run</w:t>
+              <w:t xml:space="preserve">checked against the place of supply on every invoice on every build-check run</w:t>
             </w:r>
             <w:r>
               <w:t xml:space="preserve">; GSTR-1 and GST Sales Register available</w:t>
@@ -14031,8 +11161,8 @@
         </w:tc>
       </w:tr>
     </w:tbl>
-    <w:bookmarkEnd w:id="24"/>
-    <w:bookmarkStart w:id="25" w:name="built-beyond-the-requirement-list"/>
+    <w:bookmarkEnd w:id="23"/>
+    <w:bookmarkStart w:id="24" w:name="built-beyond-the-requirement-list"/>
     <w:p>
       <w:pPr>
         <w:pStyle w:val="Heading2"/>
@@ -14049,8 +11179,8 @@
         <w:jc w:val="start"/>
       </w:tblPr>
       <w:tblGrid>
-        <w:gridCol w:w="3960"/>
-        <w:gridCol w:w="3960"/>
+        <w:gridCol w:w="1821"/>
+        <w:gridCol w:w="6098"/>
       </w:tblGrid>
       <w:tr>
         <w:trPr>
@@ -14094,7 +11224,7 @@
                 <w:bCs/>
                 <w:b/>
               </w:rPr>
-              <w:t xml:space="preserve">Packaged as an installable app</w:t>
+              <w:t xml:space="preserve">Installable app</w:t>
             </w:r>
           </w:p>
         </w:tc>
@@ -14115,7 +11245,7 @@
               <w:t xml:space="preserve"> </w:t>
             </w:r>
             <w:r>
-              <w:t xml:space="preserve">carries every doctype, report, print format, workflow, control and the theme, so the system rebuilds on a server rather than only on the build laptop. Tagged release</w:t>
+              <w:t xml:space="preserve">carries every doctype, report, print format, workflow, control and the theme, so the system rebuilds on a server, not only on the build laptop. Release</w:t>
             </w:r>
             <w:r>
               <w:t xml:space="preserve"> </w:t>
@@ -14125,6 +11255,18 @@
                 <w:rStyle w:val="VerbatimChar"/>
               </w:rPr>
               <w:t xml:space="preserve">v0.9.0</w:t>
+            </w:r>
+            <w:r>
+              <w:t xml:space="preserve">, repository</w:t>
+            </w:r>
+            <w:r>
+              <w:t xml:space="preserve"> </w:t>
+            </w:r>
+            <w:r>
+              <w:rPr>
+                <w:rStyle w:val="VerbatimChar"/>
+              </w:rPr>
+              <w:t xml:space="preserve">github.com/cb1-tech/mscast</w:t>
             </w:r>
           </w:p>
         </w:tc>
@@ -14154,7 +11296,7 @@
               <w:jc w:val="left"/>
             </w:pPr>
             <w:r>
-              <w:t xml:space="preserve">16 rules at 06:00 comparing documents against each other and the calendar - uncertified bills, MSME clock, guarantee expiry, projects with no time booked, dispatch without paperwork. Writes to the MSCAST Exception list with severity, document and suggested action. No model, no network, no cost</w:t>
+              <w:t xml:space="preserve">16 rules at 06:00 IST comparing documents against each other and the calendar: uncertified bills, MSME clock, guarantee expiry, projects with no time booked, dispatch without paperwork. Writes to the MSCAST Exception list with severity, document and suggested action. No model, no network, no cost</w:t>
             </w:r>
           </w:p>
         </w:tc>
@@ -14184,7 +11326,7 @@
               <w:jc w:val="left"/>
             </w:pPr>
             <w:r>
-              <w:t xml:space="preserve">08:35, turns the findings plus the management summary into a few sentences naming what matters most today, emailed to the directors with every item linked. Falls back to a plain list if the model is unreachable, so a missing model never means a missing morning email</w:t>
+              <w:t xml:space="preserve">08:35 IST: turns the findings plus the management summary into a few sentences naming what matters most today, every item linked; sent to waseemraj@mcast.co.in on the Live POC. Falls back to a plain list if the model is unreachable, so the email always goes out</w:t>
             </w:r>
           </w:p>
         </w:tc>
@@ -14214,7 +11356,7 @@
               <w:jc w:val="left"/>
             </w:pPr>
             <w:r>
-              <w:t xml:space="preserve">Six control transitions verified and repaired after every install and upgrade, with a banner and an Error Log entry. Written after an install silently reverted the approval rules</w:t>
+              <w:t xml:space="preserve">After every install and upgrade, six control transitions are verified and repaired, with a banner and an Error Log entry</w:t>
             </w:r>
           </w:p>
         </w:tc>
@@ -14364,7 +11506,7 @@
               <w:t xml:space="preserve"> </w:t>
             </w:r>
             <w:r>
-              <w:t xml:space="preserve">MSCAST print formats; every one with a sample document is rendered as part of the build checks</w:t>
+              <w:t xml:space="preserve">MSCAST print formats; every one with a sample document is rendered by the build checks</w:t>
             </w:r>
           </w:p>
         </w:tc>
@@ -14426,7 +11568,7 @@
               <w:jc w:val="left"/>
             </w:pPr>
             <w:r>
-              <w:t xml:space="preserve">BRM payment block, four approval workflows plus the drawing release workflow, monthly archival job</w:t>
+              <w:t xml:space="preserve">BRM payment block (Payment Entry and Journal Entry), four approval workflows plus the drawing release workflow, monthly archival job</w:t>
             </w:r>
           </w:p>
         </w:tc>
@@ -14461,7 +11603,7 @@
               <w:t xml:space="preserve"> </w:t>
             </w:r>
             <w:r>
-              <w:t xml:space="preserve">(approving) and</w:t>
+              <w:t xml:space="preserve">(approving),</w:t>
             </w:r>
             <w:r>
               <w:t xml:space="preserve"> </w:t>
@@ -14476,7 +11618,7 @@
               <w:t xml:space="preserve"> </w:t>
             </w:r>
             <w:r>
-              <w:t xml:space="preserve">(read-only including Version history), plus</w:t>
+              <w:t xml:space="preserve">(read-only, including Version history),</w:t>
             </w:r>
             <w:r>
               <w:t xml:space="preserve"> </w:t>
@@ -14491,7 +11633,7 @@
               <w:t xml:space="preserve"> </w:t>
             </w:r>
             <w:r>
-              <w:t xml:space="preserve">so the drawing office can issue but not release</w:t>
+              <w:t xml:space="preserve">(the drawing office can issue drawings but not release them)</w:t>
             </w:r>
           </w:p>
         </w:tc>
@@ -14557,7 +11699,7 @@
               <w:jc w:val="left"/>
             </w:pPr>
             <w:r>
-              <w:t xml:space="preserve">Demo dataset</w:t>
+              <w:t xml:space="preserve">Demo dataset (DEV)</w:t>
             </w:r>
           </w:p>
         </w:tc>
@@ -14650,7 +11792,7 @@
               <w:t xml:space="preserve"> </w:t>
             </w:r>
             <w:r>
-              <w:t xml:space="preserve">(12 named people plus the site administrator) with a real approval matrix</w:t>
+              <w:t xml:space="preserve">(12 named people plus the site administrator) with a real approval matrix. The Live POC carries MSCAST’s own users (see doc 09)</w:t>
             </w:r>
           </w:p>
         </w:tc>
@@ -14664,19 +11806,19 @@
               <w:jc w:val="left"/>
             </w:pPr>
             <w:r>
-              <w:t xml:space="preserve">Public demo URL</w:t>
-            </w:r>
-          </w:p>
-        </w:tc>
-        <w:tc>
-          <w:tcPr/>
-          <w:p>
-            <w:pPr>
-              <w:pStyle w:val="Compact"/>
-              <w:jc w:val="left"/>
-            </w:pPr>
-            <w:r>
-              <w:t xml:space="preserve">Cloudflare Tunnel to</w:t>
+              <w:t xml:space="preserve">Public URLs</w:t>
+            </w:r>
+          </w:p>
+        </w:tc>
+        <w:tc>
+          <w:tcPr/>
+          <w:p>
+            <w:pPr>
+              <w:pStyle w:val="Compact"/>
+              <w:jc w:val="left"/>
+            </w:pPr>
+            <w:r>
+              <w:t xml:space="preserve">Cloudflare Tunnel: Live POC</w:t>
             </w:r>
             <w:r>
               <w:t xml:space="preserve"> </w:t>
@@ -14688,10 +11830,19 @@
               <w:t xml:space="preserve">https://mscast.carobar.net</w:t>
             </w:r>
             <w:r>
+              <w:t xml:space="preserve">, DEV</w:t>
+            </w:r>
+            <w:r>
               <w:t xml:space="preserve"> </w:t>
             </w:r>
             <w:r>
-              <w:t xml:space="preserve">- own domain, valid certificate, no client software</w:t>
+              <w:rPr>
+                <w:rStyle w:val="VerbatimChar"/>
+              </w:rPr>
+              <w:t xml:space="preserve">https://mscastdev.carobar.net</w:t>
+            </w:r>
+            <w:r>
+              <w:t xml:space="preserve">. Own domain, valid certificate, no client software</w:t>
             </w:r>
           </w:p>
         </w:tc>
@@ -14716,6 +11867,42 @@
               <w:pStyle w:val="Compact"/>
               <w:jc w:val="left"/>
             </w:pPr>
+            <w:r>
+              <w:t xml:space="preserve">Custom Docker image</w:t>
+            </w:r>
+            <w:r>
+              <w:t xml:space="preserve"> </w:t>
+            </w:r>
+            <w:r>
+              <w:rPr>
+                <w:rStyle w:val="VerbatimChar"/>
+              </w:rPr>
+              <w:t xml:space="preserve">mscast/erpnext:v16-app</w:t>
+            </w:r>
+            <w:r>
+              <w:t xml:space="preserve"> </w:t>
+            </w:r>
+            <w:r>
+              <w:t xml:space="preserve">with 5 apps on Frappe v16; fresh install via</w:t>
+            </w:r>
+            <w:r>
+              <w:t xml:space="preserve"> </w:t>
+            </w:r>
+            <w:r>
+              <w:rPr>
+                <w:rStyle w:val="VerbatimChar"/>
+              </w:rPr>
+              <w:t xml:space="preserve">new-mscast-site.sh</w:t>
+            </w:r>
+            <w:r>
+              <w:t xml:space="preserve"> </w:t>
+            </w:r>
+            <w:r>
+              <w:t xml:space="preserve">(must pass 19 system checks);</w:t>
+            </w:r>
+            <w:r>
+              <w:t xml:space="preserve"> </w:t>
+            </w:r>
             <w:r>
               <w:rPr>
                 <w:bCs/>
@@ -14727,7 +11914,7 @@
               <w:t xml:space="preserve"> </w:t>
             </w:r>
             <w:r>
-              <w:t xml:space="preserve">+ the operational script set; custom Docker image with 5 apps; a clean build proven from the repository onto an empty site</w:t>
+              <w:t xml:space="preserve">for the demo data + the operational script set</w:t>
             </w:r>
           </w:p>
         </w:tc>
@@ -14767,7 +11954,7 @@
               <w:jc w:val="left"/>
             </w:pPr>
             <w:r>
-              <w:t xml:space="preserve">Test harness</w:t>
+              <w:t xml:space="preserve">Build checks</w:t>
             </w:r>
           </w:p>
         </w:tc>
@@ -14783,52 +11970,10 @@
                 <w:bCs/>
                 <w:b/>
               </w:rPr>
-              <w:t xml:space="preserve">27 automated checks</w:t>
-            </w:r>
-            <w:r>
-              <w:t xml:space="preserve"> </w:t>
-            </w:r>
-            <w:r>
-              <w:t xml:space="preserve">covering SQL literals against real field options, report execution, Indian dates, print rendering, ledger integrity, the payment control,</w:t>
-            </w:r>
-            <w:r>
-              <w:t xml:space="preserve"> </w:t>
-            </w:r>
-            <w:r>
-              <w:rPr>
-                <w:bCs/>
-                <w:b/>
-              </w:rPr>
-              <w:t xml:space="preserve">the approval authority</w:t>
-            </w:r>
-            <w:r>
-              <w:t xml:space="preserve">,</w:t>
-            </w:r>
-            <w:r>
-              <w:t xml:space="preserve"> </w:t>
-            </w:r>
-            <w:r>
-              <w:rPr>
-                <w:bCs/>
-                <w:b/>
-              </w:rPr>
-              <w:t xml:space="preserve">segregation of duties on two independent axes</w:t>
-            </w:r>
-            <w:r>
-              <w:t xml:space="preserve">,</w:t>
-            </w:r>
-            <w:r>
-              <w:t xml:space="preserve"> </w:t>
-            </w:r>
-            <w:r>
-              <w:rPr>
-                <w:bCs/>
-                <w:b/>
-              </w:rPr>
-              <w:t xml:space="preserve">who holds System Manager</w:t>
-            </w:r>
-            <w:r>
-              <w:t xml:space="preserve">, seeded-data validity, GST place of supply, mail and payroll</w:t>
+              <w:t xml:space="preserve">42 automated checks</w:t>
+            </w:r>
+            <w:r>
+              <w:t xml:space="preserve">: SQL literals against real field options, report execution as the desk runs it, Indian dates, print rendering, ledger integrity, the payment control, approval authority, segregation of duties on two axes, who holds System Manager, permissions, packaging, seeded-data validity, GST place of supply, mail, automation and payroll</w:t>
             </w:r>
           </w:p>
         </w:tc>
@@ -14854,30 +11999,14 @@
               <w:jc w:val="left"/>
             </w:pPr>
             <w:r>
-              <w:t xml:space="preserve">Client Setup Guide, SOPs and Use Cases,</w:t>
-            </w:r>
-            <w:r>
-              <w:t xml:space="preserve"> </w:t>
-            </w:r>
-            <w:r>
-              <w:rPr>
-                <w:bCs/>
-                <w:b/>
-              </w:rPr>
-              <w:t xml:space="preserve">Role Cards</w:t>
-            </w:r>
-            <w:r>
-              <w:t xml:space="preserve"> </w:t>
-            </w:r>
-            <w:r>
-              <w:t xml:space="preserve">(one page per role), Production Cutover Runbook, Independent Review, Data Request Covering Note, this matrix</w:t>
+              <w:t xml:space="preserve">Strategy and Phased Plan, Research Appendix, this matrix, Implementation Report, Client Setup Guide, SOPs and Use Cases, Independent Review, Production Cutover Runbook, Role Cards, Data Request Covering Note, Operating Recommendations, Demo Run-sheet, POC README</w:t>
             </w:r>
           </w:p>
         </w:tc>
       </w:tr>
     </w:tbl>
-    <w:bookmarkEnd w:id="25"/>
-    <w:bookmarkStart w:id="26" w:name="X817a2f43f12c13550e884e898160c17ee36590d"/>
+    <w:bookmarkEnd w:id="24"/>
+    <w:bookmarkStart w:id="25" w:name="X817a2f43f12c13550e884e898160c17ee36590d"/>
     <w:p>
       <w:pPr>
         <w:pStyle w:val="Heading2"/>
@@ -14890,12 +12019,22 @@
       <w:pPr>
         <w:numPr>
           <w:ilvl w:val="0"/>
-          <w:numId w:val="1002"/>
+          <w:numId w:val="1004"/>
         </w:numPr>
         <w:pStyle w:val="Compact"/>
       </w:pPr>
       <w:r>
-        <w:t xml:space="preserve">Six items rest on stated assumptions that MSCAST or the CA should confirm: the Schedule III format, the SMC/AS basis, the WIP valuation method, the s.115BAA tax rate, the meaning of</w:t>
+        <w:rPr>
+          <w:bCs/>
+          <w:b/>
+        </w:rPr>
+        <w:t xml:space="preserve">Six assumptions</w:t>
+      </w:r>
+      <w:r>
+        <w:t xml:space="preserve"> </w:t>
+      </w:r>
+      <w:r>
+        <w:t xml:space="preserve">await MSCAST or the CA (see</w:t>
       </w:r>
       <w:r>
         <w:t xml:space="preserve"> </w:t>
@@ -14904,44 +12043,20 @@
         <w:t xml:space="preserve">‘</w:t>
       </w:r>
       <w:r>
-        <w:t xml:space="preserve">Finance Scaling Management</w:t>
+        <w:t xml:space="preserve">Assumptions carried</w:t>
       </w:r>
       <w:r>
         <w:t xml:space="preserve">’</w:t>
       </w:r>
       <w:r>
-        <w:t xml:space="preserve">, and the biometric device model</w:t>
+        <w:t xml:space="preserve">).</w:t>
       </w:r>
     </w:p>
     <w:p>
       <w:pPr>
         <w:numPr>
           <w:ilvl w:val="0"/>
-          <w:numId w:val="1002"/>
-        </w:numPr>
-        <w:pStyle w:val="Compact"/>
-      </w:pPr>
-      <w:r>
-        <w:t xml:space="preserve">Comparative (previous year) columns fill only when the Tally opening balances are migrated</w:t>
-      </w:r>
-    </w:p>
-    <w:p>
-      <w:pPr>
-        <w:numPr>
-          <w:ilvl w:val="0"/>
-          <w:numId w:val="1002"/>
-        </w:numPr>
-        <w:pStyle w:val="Compact"/>
-      </w:pPr>
-      <w:r>
-        <w:t xml:space="preserve">Google Chat webhooks are configured but disabled - they need the space URL</w:t>
-      </w:r>
-    </w:p>
-    <w:p>
-      <w:pPr>
-        <w:numPr>
-          <w:ilvl w:val="0"/>
-          <w:numId w:val="1002"/>
+          <w:numId w:val="1004"/>
         </w:numPr>
         <w:pStyle w:val="Compact"/>
       </w:pPr>
@@ -14950,20 +12065,20 @@
           <w:bCs/>
           <w:b/>
         </w:rPr>
-        <w:t xml:space="preserve">The biometric attendance pull is switched off</w:t>
+        <w:t xml:space="preserve">Previous-year comparative columns</w:t>
       </w:r>
       <w:r>
         <w:t xml:space="preserve"> </w:t>
       </w:r>
       <w:r>
-        <w:t xml:space="preserve">and must be enabled and proven before payroll relies on it</w:t>
+        <w:t xml:space="preserve">stay blank until the Tally opening balances are migrated.</w:t>
       </w:r>
     </w:p>
     <w:p>
       <w:pPr>
         <w:numPr>
           <w:ilvl w:val="0"/>
-          <w:numId w:val="1002"/>
+          <w:numId w:val="1004"/>
         </w:numPr>
         <w:pStyle w:val="Compact"/>
       </w:pPr>
@@ -14972,23 +12087,125 @@
           <w:bCs/>
           <w:b/>
         </w:rPr>
-        <w:t xml:space="preserve">The Administrator password must be rotated</w:t>
+        <w:t xml:space="preserve">Opening data migration from Tally:</w:t>
       </w:r>
       <w:r>
         <w:t xml:space="preserve"> </w:t>
       </w:r>
       <w:r>
-        <w:t xml:space="preserve">before the system carries real data on a server</w:t>
+        <w:t xml:space="preserve">masters, open POs/SOs, stock, retention, BGs. MSCAST to supply the Tally export.</w:t>
       </w:r>
     </w:p>
     <w:p>
       <w:pPr>
         <w:numPr>
           <w:ilvl w:val="0"/>
-          <w:numId w:val="1002"/>
+          <w:numId w:val="1004"/>
         </w:numPr>
         <w:pStyle w:val="Compact"/>
       </w:pPr>
+      <w:r>
+        <w:rPr>
+          <w:bCs/>
+          <w:b/>
+        </w:rPr>
+        <w:t xml:space="preserve">Production hosting:</w:t>
+      </w:r>
+      <w:r>
+        <w:t xml:space="preserve"> </w:t>
+      </w:r>
+      <w:r>
+        <w:t xml:space="preserve">VPS in India (move parked by the owner), HTTPS, real users and passwords, daily India-hosted backups (Companies (Accounts) Rules r.3(5)).</w:t>
+      </w:r>
+    </w:p>
+    <w:p>
+      <w:pPr>
+        <w:numPr>
+          <w:ilvl w:val="0"/>
+          <w:numId w:val="1004"/>
+        </w:numPr>
+        <w:pStyle w:val="Compact"/>
+      </w:pPr>
+      <w:r>
+        <w:rPr>
+          <w:bCs/>
+          <w:b/>
+        </w:rPr>
+        <w:t xml:space="preserve">Google Chat webhooks</w:t>
+      </w:r>
+      <w:r>
+        <w:t xml:space="preserve"> </w:t>
+      </w:r>
+      <w:r>
+        <w:t xml:space="preserve">are configured but disabled until MSCAST gives the space URL.</w:t>
+      </w:r>
+    </w:p>
+    <w:p>
+      <w:pPr>
+        <w:numPr>
+          <w:ilvl w:val="0"/>
+          <w:numId w:val="1004"/>
+        </w:numPr>
+        <w:pStyle w:val="Compact"/>
+      </w:pPr>
+      <w:r>
+        <w:rPr>
+          <w:bCs/>
+          <w:b/>
+        </w:rPr>
+        <w:t xml:space="preserve">Biometric attendance pull is off.</w:t>
+      </w:r>
+      <w:r>
+        <w:t xml:space="preserve"> </w:t>
+      </w:r>
+      <w:r>
+        <w:t xml:space="preserve">Enable it and prove it before payroll relies on it.</w:t>
+      </w:r>
+    </w:p>
+    <w:p>
+      <w:pPr>
+        <w:numPr>
+          <w:ilvl w:val="0"/>
+          <w:numId w:val="1004"/>
+        </w:numPr>
+        <w:pStyle w:val="Compact"/>
+      </w:pPr>
+      <w:r>
+        <w:rPr>
+          <w:bCs/>
+          <w:b/>
+        </w:rPr>
+        <w:t xml:space="preserve">Administrator password rotation:</w:t>
+      </w:r>
+      <w:r>
+        <w:t xml:space="preserve"> </w:t>
+      </w:r>
+      <w:r>
+        <w:t xml:space="preserve">parked by the owner until the system carries real data or moves to a server.</w:t>
+      </w:r>
+    </w:p>
+    <w:p>
+      <w:pPr>
+        <w:numPr>
+          <w:ilvl w:val="0"/>
+          <w:numId w:val="1004"/>
+        </w:numPr>
+        <w:pStyle w:val="Compact"/>
+      </w:pPr>
+      <w:r>
+        <w:rPr>
+          <w:bCs/>
+          <w:b/>
+        </w:rPr>
+        <w:t xml:space="preserve">Demo data does not replay from</w:t>
+      </w:r>
+      <w:r>
+        <w:rPr>
+          <w:bCs/>
+          <w:b/>
+        </w:rPr>
+        <w:t xml:space="preserve"> </w:t>
+      </w:r>
       <w:r>
         <w:rPr>
           <w:rStyle w:val="VerbatimChar"/>
@@ -15002,44 +12219,141 @@
           <w:bCs/>
           <w:b/>
         </w:rPr>
-        <w:t xml:space="preserve"> </w:t>
-      </w:r>
-      <w:r>
-        <w:rPr>
-          <w:bCs/>
-          <w:b/>
-        </w:rPr>
-        <w:t xml:space="preserve">has not been run end to end</w:t>
+        <w:t xml:space="preserve">.</w:t>
       </w:r>
       <w:r>
         <w:t xml:space="preserve"> </w:t>
       </w:r>
       <w:r>
-        <w:t xml:space="preserve">since the four most recent scripts were added to it. Each was verified individually against the live site, but the claim that the system rebuilds from nothing is currently untested</w:t>
+        <w:t xml:space="preserve">Configuration does: a fresh MSCAST system is built with</w:t>
+      </w:r>
+      <w:r>
+        <w:t xml:space="preserve"> </w:t>
+      </w:r>
+      <w:r>
+        <w:rPr>
+          <w:rStyle w:val="VerbatimChar"/>
+        </w:rPr>
+        <w:t xml:space="preserve">new-mscast-site.sh</w:t>
+      </w:r>
+      <w:r>
+        <w:t xml:space="preserve">; the demo system is restored from a backup (POC README, section 10).</w:t>
       </w:r>
     </w:p>
     <w:p>
       <w:pPr>
         <w:numPr>
           <w:ilvl w:val="0"/>
-          <w:numId w:val="1002"/>
+          <w:numId w:val="1004"/>
         </w:numPr>
         <w:pStyle w:val="Compact"/>
       </w:pPr>
       <w:r>
-        <w:t xml:space="preserve">Opening data migration from Tally, production VPS, HTTPS and daily India-hosted backups</w:t>
+        <w:rPr>
+          <w:bCs/>
+          <w:b/>
+        </w:rPr>
+        <w:t xml:space="preserve">AI briefing model endpoint:</w:t>
+      </w:r>
+      <w:r>
+        <w:t xml:space="preserve"> </w:t>
+      </w:r>
+      <w:r>
+        <w:t xml:space="preserve">points at a model router on the build laptop; a server needs a hosted endpoint (three configuration lines, no code change).</w:t>
       </w:r>
     </w:p>
     <w:p>
       <w:pPr>
         <w:numPr>
           <w:ilvl w:val="0"/>
-          <w:numId w:val="1002"/>
+          <w:numId w:val="1004"/>
         </w:numPr>
         <w:pStyle w:val="Compact"/>
       </w:pPr>
       <w:r>
-        <w:t xml:space="preserve">The AI briefing points at a model router on the build laptop; a server needs a hosted endpoint — three configuration lines, no code change</w:t>
+        <w:rPr>
+          <w:bCs/>
+          <w:b/>
+        </w:rPr>
+        <w:t xml:space="preserve">Live screen refresh (socket.io) through the tunnel:</w:t>
+      </w:r>
+      <w:r>
+        <w:t xml:space="preserve"> </w:t>
+      </w:r>
+      <w:r>
+        <w:t xml:space="preserve">fix parked by the owner.</w:t>
+      </w:r>
+    </w:p>
+    <w:p>
+      <w:pPr>
+        <w:numPr>
+          <w:ilvl w:val="0"/>
+          <w:numId w:val="1004"/>
+        </w:numPr>
+        <w:pStyle w:val="Compact"/>
+      </w:pPr>
+      <w:r>
+        <w:rPr>
+          <w:bCs/>
+          <w:b/>
+        </w:rPr>
+        <w:t xml:space="preserve">MSCAST to supply:</w:t>
+      </w:r>
+      <w:r>
+        <w:t xml:space="preserve"> </w:t>
+      </w:r>
+      <w:r>
+        <w:t xml:space="preserve">real formats (PCC, Project MIS, BRM, MDM with DI and Annexure-I), answers to Q20/Q21, the list of BRM-exempt suppliers, owners of the monthly jobs, the Tally export, the CA’s contact.</w:t>
+      </w:r>
+    </w:p>
+    <w:p>
+      <w:pPr>
+        <w:numPr>
+          <w:ilvl w:val="0"/>
+          <w:numId w:val="1004"/>
+        </w:numPr>
+        <w:pStyle w:val="Compact"/>
+      </w:pPr>
+      <w:r>
+        <w:rPr>
+          <w:bCs/>
+          <w:b/>
+        </w:rPr>
+        <w:t xml:space="preserve">CA to answer:</w:t>
+      </w:r>
+      <w:r>
+        <w:t xml:space="preserve"> </w:t>
+      </w:r>
+      <w:r>
+        <w:t xml:space="preserve">B3, B4, B5, B7, EPF: confirm no continuing coverage under s.1(5) (B6), the s.115BAA election and the Ind AS 116</w:t>
+      </w:r>
+      <w:r>
+        <w:t xml:space="preserve"> </w:t>
+      </w:r>
+      <w:r>
+        <w:t xml:space="preserve">“</w:t>
+      </w:r>
+      <w:r>
+        <w:t xml:space="preserve">Lease Liabilities</w:t>
+      </w:r>
+      <w:r>
+        <w:t xml:space="preserve">”</w:t>
+      </w:r>
+      <w:r>
+        <w:t xml:space="preserve"> </w:t>
+      </w:r>
+      <w:r>
+        <w:t xml:space="preserve">head (see doc 07).</w:t>
+      </w:r>
+    </w:p>
+    <w:bookmarkEnd w:id="25"/>
+    <w:bookmarkStart w:id="26" w:name="open-questions-q-list"/>
+    <w:p>
+      <w:pPr>
+        <w:pStyle w:val="Heading2"/>
+      </w:pPr>
+      <w:r>
+        <w:t xml:space="preserve">Open questions (Q-list)</w:t>
       </w:r>
     </w:p>
     <w:p>
@@ -15047,91 +12361,7 @@
         <w:pStyle w:val="FirstParagraph"/>
       </w:pPr>
       <w:r>
-        <w:rPr>
-          <w:iCs/>
-          <w:i/>
-        </w:rPr>
-        <w:t xml:space="preserve">Closed since v1.6: the setup-wizard administrator held 41 roles and has been cut back to</w:t>
-      </w:r>
-      <w:r>
-        <w:rPr>
-          <w:iCs/>
-          <w:i/>
-        </w:rPr>
-        <w:t xml:space="preserve"> </w:t>
-      </w:r>
-      <w:r>
-        <w:rPr>
-          <w:rStyle w:val="VerbatimChar"/>
-          <w:iCs/>
-          <w:i/>
-        </w:rPr>
-        <w:t xml:space="preserve">System Manager</w:t>
-      </w:r>
-      <w:r>
-        <w:rPr>
-          <w:iCs/>
-          <w:i/>
-        </w:rPr>
-        <w:t xml:space="preserve"> </w:t>
-      </w:r>
-      <w:r>
-        <w:rPr>
-          <w:iCs/>
-          <w:i/>
-        </w:rPr>
-        <w:t xml:space="preserve">alone; an operational staff account was found also holding</w:t>
-      </w:r>
-      <w:r>
-        <w:rPr>
-          <w:iCs/>
-          <w:i/>
-        </w:rPr>
-        <w:t xml:space="preserve"> </w:t>
-      </w:r>
-      <w:r>
-        <w:rPr>
-          <w:rStyle w:val="VerbatimChar"/>
-          <w:iCs/>
-          <w:i/>
-        </w:rPr>
-        <w:t xml:space="preserve">System Manager</w:t>
-      </w:r>
-      <w:r>
-        <w:rPr>
-          <w:iCs/>
-          <w:i/>
-        </w:rPr>
-        <w:t xml:space="preserve"> </w:t>
-      </w:r>
-      <w:r>
-        <w:rPr>
-          <w:iCs/>
-          <w:i/>
-        </w:rPr>
-        <w:t xml:space="preserve">and has had it removed. Both are now asserted on every build by T6f.</w:t>
-      </w:r>
-    </w:p>
-    <w:p>
-      <w:pPr>
-        <w:pStyle w:val="BodyText"/>
-      </w:pPr>
-      <w:r>
-        <w:rPr>
-          <w:iCs/>
-          <w:i/>
-        </w:rPr>
-        <w:t xml:space="preserve">Closed since v1.5: the Gemini automation layer. It is built and running — the rule sweep and the AI morning note both work end to end.</w:t>
-      </w:r>
-    </w:p>
-    <w:bookmarkEnd w:id="26"/>
-    <w:bookmarkStart w:id="27" w:name="X5199d630c2e7645c6264a82c806c91a948931fa"/>
-    <w:p>
-      <w:pPr>
-        <w:pStyle w:val="Heading2"/>
-      </w:pPr>
-      <w:r>
-        <w:t xml:space="preserve">Open questions (now answered by assumption, still worth confirming)</w:t>
+        <w:t xml:space="preserve">Each is answered in the POC by an assumption; MSCAST should confirm or correct it.</w:t>
       </w:r>
     </w:p>
     <w:tbl>
@@ -15142,10 +12372,10 @@
         <w:jc w:val="start"/>
       </w:tblPr>
       <w:tblGrid>
+        <w:gridCol w:w="792"/>
         <w:gridCol w:w="1980"/>
-        <w:gridCol w:w="1980"/>
-        <w:gridCol w:w="1980"/>
-        <w:gridCol w:w="1980"/>
+        <w:gridCol w:w="3880"/>
+        <w:gridCol w:w="1267"/>
       </w:tblGrid>
       <w:tr>
         <w:trPr>
@@ -15401,17 +12631,20 @@
               <w:jc w:val="left"/>
             </w:pPr>
             <w:r>
-              <w:t xml:space="preserve">Share the Billing Routing Memo format, approvers and payment release rules.</w:t>
+              <w:t xml:space="preserve">Share the Billing Routing Memo format, approvers and payment release rules. A director certifies today: confirm that is MSCAST’s intent. List the suppliers to mark</w:t>
             </w:r>
             <w:r>
               <w:t xml:space="preserve"> </w:t>
             </w:r>
             <w:r>
               <w:rPr>
-                <w:bCs/>
-                <w:b/>
+                <w:iCs/>
+                <w:i/>
               </w:rPr>
-              <w:t xml:space="preserve">Certification currently sits with a director — confirm that matches MSCAST’s intent.</w:t>
+              <w:t xml:space="preserve">Exempt from BRM certification</w:t>
+            </w:r>
+            <w:r>
+              <w:t xml:space="preserve">.</w:t>
             </w:r>
           </w:p>
         </w:tc>
@@ -15511,7 +12744,7 @@
               <w:jc w:val="left"/>
             </w:pPr>
             <w:r>
-              <w:t xml:space="preserve">Device make/model and count; network; should ERP only read punches or also control door lock/unlock?</w:t>
+              <w:t xml:space="preserve">Device make/model and count; network; should the ERP only read punches or also control door lock/unlock?</w:t>
             </w:r>
           </w:p>
         </w:tc>
@@ -15711,7 +12944,7 @@
               <w:jc w:val="left"/>
             </w:pPr>
             <w:r>
-              <w:t xml:space="preserve">CA to confirm AS vs Ind AS and SMC/small-company status; cash flow statement needed?</w:t>
+              <w:t xml:space="preserve">CA to confirm AS vs Ind AS and SMC/small-company status; is a cash flow statement needed?</w:t>
             </w:r>
           </w:p>
         </w:tc>
@@ -16176,7 +13409,7 @@
               <w:jc w:val="left"/>
             </w:pPr>
             <w:r>
-              <w:t xml:space="preserve">Keep shareholder/share transfer records in ERP, or with the company secretary?</w:t>
+              <w:t xml:space="preserve">Keep shareholder/share transfer records in the ERP, or with the company secretary?</w:t>
             </w:r>
           </w:p>
         </w:tc>
@@ -16222,7 +13455,7 @@
                 <w:bCs/>
                 <w:b/>
               </w:rPr>
-              <w:t xml:space="preserve">Self-approval on the cost sheet and the kick-off</w:t>
+              <w:t xml:space="preserve">Self-approval on the PCC and the kick-off</w:t>
             </w:r>
           </w:p>
         </w:tc>
@@ -16238,7 +13471,7 @@
                 <w:bCs/>
                 <w:b/>
               </w:rPr>
-              <w:t xml:space="preserve">A director can currently prepare a PCC or verify a customer PO and then approve it alone. Accepted for a company of this size and documented — but confirm it is intended, or move preparation to staff.</w:t>
+              <w:t xml:space="preserve">A director can prepare a PCC, or verify a customer PO, and then approve it alone (build check T6e). Confirm this is intended, or move preparation to staff.</w:t>
             </w:r>
           </w:p>
         </w:tc>
@@ -16304,7 +13537,7 @@
                 <w:bCs/>
                 <w:b/>
               </w:rPr>
-              <w:t xml:space="preserve">A director can create a BRM, certify it and mark it paid — all three, alone. This is the more consequential of the two, because it is the step that releases money to an outside party. Confirm it is intended, or take</w:t>
+              <w:t xml:space="preserve">A director can create a BRM, certify it and mark it paid, alone (build check T6g). This step releases money to an outside party. Confirm this is intended, or remove</w:t>
             </w:r>
             <w:r>
               <w:rPr>
@@ -16333,7 +13566,7 @@
                 <w:bCs/>
                 <w:b/>
               </w:rPr>
-              <w:t xml:space="preserve">off the director accounts so that preparing a BRM requires Purchase.</w:t>
+              <w:t xml:space="preserve">from the director accounts so that only Purchase can prepare a BRM.</w:t>
             </w:r>
           </w:p>
         </w:tc>
@@ -16355,8 +13588,8 @@
         </w:tc>
       </w:tr>
     </w:tbl>
+    <w:bookmarkEnd w:id="26"/>
     <w:bookmarkEnd w:id="27"/>
-    <w:bookmarkEnd w:id="28"/>
     <w:sectPr/>
   </w:body>
 </w:document>
@@ -16546,6 +13779,12 @@
     <w:abstractNumId w:val="991"/>
   </w:num>
   <w:num w:numId="1002">
+    <w:abstractNumId w:val="991"/>
+  </w:num>
+  <w:num w:numId="1003">
+    <w:abstractNumId w:val="991"/>
+  </w:num>
+  <w:num w:numId="1004">
     <w:abstractNumId w:val="991"/>
   </w:num>
 </w:numbering>

--- a/ERP Plan/MSCAST ERP - Requirements Traceability.docx
+++ b/ERP Plan/MSCAST ERP - Requirements Traceability.docx
@@ -11500,7 +11500,7 @@
                 <w:bCs/>
                 <w:b/>
               </w:rPr>
-              <w:t xml:space="preserve">16</w:t>
+              <w:t xml:space="preserve">15</w:t>
             </w:r>
             <w:r>
               <w:t xml:space="preserve"> </w:t>
